--- a/ddareung-analysis-report.docx
+++ b/ddareung-analysis-report.docx
@@ -1,6 +1,6 @@
 
 <file path=word/document.xml><?xml version="1.0" encoding="utf-8"?>
-<w:document xmlns:wpc="http://schemas.microsoft.com/office/word/2010/wordprocessingCanvas" xmlns:cx="http://schemas.microsoft.com/office/drawing/2014/chartex" xmlns:cx1="http://schemas.microsoft.com/office/drawing/2015/9/8/chartex" xmlns:cx2="http://schemas.microsoft.com/office/drawing/2015/10/21/chartex" xmlns:cx3="http://schemas.microsoft.com/office/drawing/2016/5/9/chartex" xmlns:cx4="http://schemas.microsoft.com/office/drawing/2016/5/10/chartex" xmlns:cx5="http://schemas.microsoft.com/office/drawing/2016/5/11/chartex" xmlns:cx6="http://schemas.microsoft.com/office/drawing/2016/5/12/chartex" xmlns:cx7="http://schemas.microsoft.com/office/drawing/2016/5/13/chartex" xmlns:cx8="http://schemas.microsoft.com/office/drawing/2016/5/14/chartex" xmlns:mc="http://schemas.openxmlformats.org/markup-compatibility/2006" xmlns:aink="http://schemas.microsoft.com/office/drawing/2016/ink" xmlns:am3d="http://schemas.microsoft.com/office/drawing/2017/model3d" xmlns:o="urn:schemas-microsoft-com:office:office" xmlns:oel="http://schemas.microsoft.com/office/2019/extlst" xmlns:r="http://schemas.openxmlformats.org/officeDocument/2006/relationships" xmlns:m="http://schemas.openxmlformats.org/officeDocument/2006/math" xmlns:v="urn:schemas-microsoft-com:vml" xmlns:wp14="http://schemas.microsoft.com/office/word/2010/wordprocessingDrawing" xmlns:wp="http://schemas.openxmlformats.org/drawingml/2006/wordprocessingDrawing" xmlns:w10="urn:schemas-microsoft-com:office:word" xmlns:w="http://schemas.openxmlformats.org/wordprocessingml/2006/main" xmlns:w14="http://schemas.microsoft.com/office/word/2010/wordml" xmlns:w15="http://schemas.microsoft.com/office/word/2012/wordml" xmlns:w16cex="http://schemas.microsoft.com/office/word/2018/wordml/cex" xmlns:w16cid="http://schemas.microsoft.com/office/word/2016/wordml/cid" xmlns:w16="http://schemas.microsoft.com/office/word/2018/wordml" xmlns:w16du="http://schemas.microsoft.com/office/word/2023/wordml/word16du" xmlns:w16sdtdh="http://schemas.microsoft.com/office/word/2020/wordml/sdtdatahash" xmlns:w16se="http://schemas.microsoft.com/office/word/2015/wordml/symex" xmlns:wpg="http://schemas.microsoft.com/office/word/2010/wordprocessingGroup" xmlns:wpi="http://schemas.microsoft.com/office/word/2010/wordprocessingInk" xmlns:wne="http://schemas.microsoft.com/office/word/2006/wordml" xmlns:wps="http://schemas.microsoft.com/office/word/2010/wordprocessingShape" mc:Ignorable="w14 w15 w16se w16cid w16 w16cex w16sdtdh w16du wp14">
+<w:document xmlns:wpc="http://schemas.microsoft.com/office/word/2010/wordprocessingCanvas" xmlns:cx="http://schemas.microsoft.com/office/drawing/2014/chartex" xmlns:cx1="http://schemas.microsoft.com/office/drawing/2015/9/8/chartex" xmlns:cx2="http://schemas.microsoft.com/office/drawing/2015/10/21/chartex" xmlns:cx3="http://schemas.microsoft.com/office/drawing/2016/5/9/chartex" xmlns:cx4="http://schemas.microsoft.com/office/drawing/2016/5/10/chartex" xmlns:cx5="http://schemas.microsoft.com/office/drawing/2016/5/11/chartex" xmlns:cx6="http://schemas.microsoft.com/office/drawing/2016/5/12/chartex" xmlns:cx7="http://schemas.microsoft.com/office/drawing/2016/5/13/chartex" xmlns:cx8="http://schemas.microsoft.com/office/drawing/2016/5/14/chartex" xmlns:mc="http://schemas.openxmlformats.org/markup-compatibility/2006" xmlns:aink="http://schemas.microsoft.com/office/drawing/2016/ink" xmlns:am3d="http://schemas.microsoft.com/office/drawing/2017/model3d" xmlns:o="urn:schemas-microsoft-com:office:office" xmlns:oel="http://schemas.microsoft.com/office/2019/extlst" xmlns:r="http://schemas.openxmlformats.org/officeDocument/2006/relationships" xmlns:m="http://schemas.openxmlformats.org/officeDocument/2006/math" xmlns:v="urn:schemas-microsoft-com:vml" xmlns:wp14="http://schemas.microsoft.com/office/word/2010/wordprocessingDrawing" xmlns:wp="http://schemas.openxmlformats.org/drawingml/2006/wordprocessingDrawing" xmlns:w10="urn:schemas-microsoft-com:office:word" xmlns:w="http://schemas.openxmlformats.org/wordprocessingml/2006/main" xmlns:w14="http://schemas.microsoft.com/office/word/2010/wordml" xmlns:w15="http://schemas.microsoft.com/office/word/2012/wordml" xmlns:w16cex="http://schemas.microsoft.com/office/word/2018/wordml/cex" xmlns:w16cid="http://schemas.microsoft.com/office/word/2016/wordml/cid" xmlns:w16="http://schemas.microsoft.com/office/word/2018/wordml" xmlns:w16du="http://schemas.microsoft.com/office/word/2023/wordml/word16du" xmlns:w16sdtdh="http://schemas.microsoft.com/office/word/2020/wordml/sdtdatahash" xmlns:w16sdtfl="http://schemas.microsoft.com/office/word/2024/wordml/sdtformatlock" xmlns:w16se="http://schemas.microsoft.com/office/word/2015/wordml/symex" xmlns:wpg="http://schemas.microsoft.com/office/word/2010/wordprocessingGroup" xmlns:wpi="http://schemas.microsoft.com/office/word/2010/wordprocessingInk" xmlns:wne="http://schemas.microsoft.com/office/word/2006/wordml" xmlns:wps="http://schemas.microsoft.com/office/word/2010/wordprocessingShape" mc:Ignorable="w14 w15 w16se w16cid w16 w16cex w16sdtdh w16sdtfl w16du wp14">
   <w:body>
     <w:p>
       <w:pPr>
@@ -12,6 +12,7 @@
           <w:szCs w:val="30"/>
         </w:rPr>
       </w:pPr>
+      <w:proofErr w:type="spellStart"/>
       <w:r>
         <w:rPr>
           <w:rFonts w:hint="eastAsia"/>
@@ -20,44 +21,55 @@
           <w:sz w:val="30"/>
           <w:szCs w:val="30"/>
         </w:rPr>
-        <w:t>따릉이 이용건수에 미치는 영향 분석</w:t>
-      </w:r>
-    </w:p>
-    <w:p>
-      <w:pPr>
-        <w:jc w:val="right"/>
-        <w:rPr>
+        <w:t>따릉이</w:t>
+      </w:r>
+      <w:proofErr w:type="spellEnd"/>
+      <w:r>
+        <w:rPr>
+          <w:rFonts w:hint="eastAsia"/>
           <w:b/>
           <w:bCs/>
-        </w:rPr>
-      </w:pPr>
-      <w:r>
-        <w:rPr>
-          <w:rFonts w:hint="eastAsia"/>
+          <w:sz w:val="30"/>
+          <w:szCs w:val="30"/>
+        </w:rPr>
+        <w:t xml:space="preserve"> 이용건수에 미치는 영향 분석</w:t>
+      </w:r>
+    </w:p>
+    <w:p>
+      <w:pPr>
+        <w:jc w:val="right"/>
+        <w:rPr>
           <w:b/>
           <w:bCs/>
         </w:rPr>
-        <w:t>다</w:t>
-      </w:r>
-      <w:r>
-        <w:rPr>
+      </w:pPr>
+      <w:r>
+        <w:rPr>
+          <w:rFonts w:hint="eastAsia"/>
           <w:b/>
           <w:bCs/>
         </w:rPr>
-        <w:t>R</w:t>
-      </w:r>
-      <w:r>
-        <w:rPr>
-          <w:rFonts w:hint="eastAsia"/>
+        <w:t>다</w:t>
+      </w:r>
+      <w:r>
+        <w:rPr>
           <w:b/>
           <w:bCs/>
         </w:rPr>
+        <w:t>R</w:t>
+      </w:r>
+      <w:r>
+        <w:rPr>
+          <w:rFonts w:hint="eastAsia"/>
+          <w:b/>
+          <w:bCs/>
+        </w:rPr>
         <w:t>조_이지원, 김승원, 정윤주</w:t>
       </w:r>
     </w:p>
     <w:p>
       <w:pPr>
-        <w:pStyle w:val="a6"/>
+        <w:pStyle w:val="ListParagraph"/>
         <w:numPr>
           <w:ilvl w:val="0"/>
           <w:numId w:val="6"/>
@@ -141,8 +153,18 @@
           <w:szCs w:val="22"/>
           <w:lang w:eastAsia="ko-KR"/>
         </w:rPr>
-        <w:t>time : 따릉이</w:t>
-      </w:r>
+        <w:t xml:space="preserve">time : </w:t>
+      </w:r>
+      <w:proofErr w:type="spellStart"/>
+      <w:r>
+        <w:rPr>
+          <w:sz w:val="22"/>
+          <w:szCs w:val="22"/>
+          <w:lang w:eastAsia="ko-KR"/>
+        </w:rPr>
+        <w:t>따릉이</w:t>
+      </w:r>
+      <w:proofErr w:type="spellEnd"/>
       <w:r>
         <w:rPr>
           <w:sz w:val="22"/>
@@ -179,7 +201,34 @@
           <w:szCs w:val="22"/>
           <w:lang w:eastAsia="ko-KR"/>
         </w:rPr>
-        <w:t>distinct : 따릉이 대여소가 위치한 자치구(Mapo : 마포구, Seod</w:t>
+        <w:t xml:space="preserve">distinct : </w:t>
+      </w:r>
+      <w:proofErr w:type="spellStart"/>
+      <w:r>
+        <w:rPr>
+          <w:sz w:val="22"/>
+          <w:szCs w:val="22"/>
+          <w:lang w:eastAsia="ko-KR"/>
+        </w:rPr>
+        <w:t>따릉이</w:t>
+      </w:r>
+      <w:proofErr w:type="spellEnd"/>
+      <w:r>
+        <w:rPr>
+          <w:sz w:val="22"/>
+          <w:szCs w:val="22"/>
+          <w:lang w:eastAsia="ko-KR"/>
+        </w:rPr>
+        <w:t xml:space="preserve"> 대여소가 위치한 자치구(Mapo : 마포구, </w:t>
+      </w:r>
+      <w:proofErr w:type="spellStart"/>
+      <w:r>
+        <w:rPr>
+          <w:sz w:val="22"/>
+          <w:szCs w:val="22"/>
+          <w:lang w:eastAsia="ko-KR"/>
+        </w:rPr>
+        <w:t>Seod</w:t>
       </w:r>
       <w:r>
         <w:rPr>
@@ -189,6 +238,7 @@
         </w:rPr>
         <w:t>aemun</w:t>
       </w:r>
+      <w:proofErr w:type="spellEnd"/>
       <w:r>
         <w:rPr>
           <w:sz w:val="22"/>
@@ -210,12 +260,21 @@
           <w:szCs w:val="22"/>
         </w:rPr>
       </w:pPr>
-      <w:r>
-        <w:rPr>
-          <w:sz w:val="22"/>
-          <w:szCs w:val="22"/>
-        </w:rPr>
-        <w:t>fine.dust :</w:t>
+      <w:proofErr w:type="spellStart"/>
+      <w:r>
+        <w:rPr>
+          <w:sz w:val="22"/>
+          <w:szCs w:val="22"/>
+        </w:rPr>
+        <w:t>fine.dust</w:t>
+      </w:r>
+      <w:proofErr w:type="spellEnd"/>
+      <w:r>
+        <w:rPr>
+          <w:sz w:val="22"/>
+          <w:szCs w:val="22"/>
+        </w:rPr>
+        <w:t xml:space="preserve"> :</w:t>
       </w:r>
       <w:r>
         <w:rPr>
@@ -266,12 +325,21 @@
           <w:szCs w:val="22"/>
         </w:rPr>
       </w:pPr>
-      <w:r>
-        <w:rPr>
-          <w:sz w:val="22"/>
-          <w:szCs w:val="22"/>
-        </w:rPr>
-        <w:t>ultra.fine.dust :</w:t>
+      <w:proofErr w:type="spellStart"/>
+      <w:r>
+        <w:rPr>
+          <w:sz w:val="22"/>
+          <w:szCs w:val="22"/>
+        </w:rPr>
+        <w:t>ultra.fine.dust</w:t>
+      </w:r>
+      <w:proofErr w:type="spellEnd"/>
+      <w:r>
+        <w:rPr>
+          <w:sz w:val="22"/>
+          <w:szCs w:val="22"/>
+        </w:rPr>
+        <w:t xml:space="preserve"> :</w:t>
       </w:r>
       <w:r>
         <w:rPr>
@@ -314,6 +382,7 @@
           <w:lang w:eastAsia="ko-KR"/>
         </w:rPr>
       </w:pPr>
+      <w:proofErr w:type="spellStart"/>
       <w:r>
         <w:rPr>
           <w:sz w:val="22"/>
@@ -339,6 +408,7 @@
         </w:rPr>
         <w:t>date</w:t>
       </w:r>
+      <w:proofErr w:type="spellEnd"/>
       <w:r>
         <w:rPr>
           <w:sz w:val="22"/>
@@ -387,6 +457,7 @@
           <w:lang w:eastAsia="ko-KR"/>
         </w:rPr>
       </w:pPr>
+      <w:proofErr w:type="spellStart"/>
       <w:r>
         <w:rPr>
           <w:sz w:val="22"/>
@@ -403,6 +474,7 @@
         </w:rPr>
         <w:t>_date</w:t>
       </w:r>
+      <w:proofErr w:type="spellEnd"/>
       <w:r>
         <w:rPr>
           <w:sz w:val="22"/>
@@ -530,22 +602,43 @@
           <w:lang w:eastAsia="ko-KR"/>
         </w:rPr>
       </w:pPr>
-      <w:r>
-        <w:rPr>
-          <w:sz w:val="22"/>
-          <w:szCs w:val="22"/>
-          <w:lang w:eastAsia="ko-KR"/>
-        </w:rPr>
-        <w:t xml:space="preserve">rent_office_number: </w:t>
-      </w:r>
-      <w:r>
-        <w:rPr>
-          <w:rFonts w:hint="eastAsia"/>
-          <w:sz w:val="22"/>
-          <w:szCs w:val="22"/>
-          <w:lang w:eastAsia="ko-KR"/>
-        </w:rPr>
-        <w:t>따릉이 대여소 번호</w:t>
+      <w:proofErr w:type="spellStart"/>
+      <w:r>
+        <w:rPr>
+          <w:sz w:val="22"/>
+          <w:szCs w:val="22"/>
+          <w:lang w:eastAsia="ko-KR"/>
+        </w:rPr>
+        <w:t>rent_office_number</w:t>
+      </w:r>
+      <w:proofErr w:type="spellEnd"/>
+      <w:r>
+        <w:rPr>
+          <w:sz w:val="22"/>
+          <w:szCs w:val="22"/>
+          <w:lang w:eastAsia="ko-KR"/>
+        </w:rPr>
+        <w:t xml:space="preserve">: </w:t>
+      </w:r>
+      <w:proofErr w:type="spellStart"/>
+      <w:r>
+        <w:rPr>
+          <w:rFonts w:hint="eastAsia"/>
+          <w:sz w:val="22"/>
+          <w:szCs w:val="22"/>
+          <w:lang w:eastAsia="ko-KR"/>
+        </w:rPr>
+        <w:t>따릉이</w:t>
+      </w:r>
+      <w:proofErr w:type="spellEnd"/>
+      <w:r>
+        <w:rPr>
+          <w:rFonts w:hint="eastAsia"/>
+          <w:sz w:val="22"/>
+          <w:szCs w:val="22"/>
+          <w:lang w:eastAsia="ko-KR"/>
+        </w:rPr>
+        <w:t xml:space="preserve"> 대여소 번호</w:t>
       </w:r>
     </w:p>
     <w:p>
@@ -561,13 +654,23 @@
           <w:lang w:eastAsia="ko-KR"/>
         </w:rPr>
       </w:pPr>
-      <w:r>
-        <w:rPr>
-          <w:sz w:val="22"/>
-          <w:szCs w:val="22"/>
-          <w:lang w:eastAsia="ko-KR"/>
-        </w:rPr>
-        <w:t xml:space="preserve">temp_avg: </w:t>
+      <w:proofErr w:type="spellStart"/>
+      <w:r>
+        <w:rPr>
+          <w:sz w:val="22"/>
+          <w:szCs w:val="22"/>
+          <w:lang w:eastAsia="ko-KR"/>
+        </w:rPr>
+        <w:t>temp_avg</w:t>
+      </w:r>
+      <w:proofErr w:type="spellEnd"/>
+      <w:r>
+        <w:rPr>
+          <w:sz w:val="22"/>
+          <w:szCs w:val="22"/>
+          <w:lang w:eastAsia="ko-KR"/>
+        </w:rPr>
+        <w:t xml:space="preserve">: </w:t>
       </w:r>
       <w:r>
         <w:rPr>
@@ -710,7 +813,7 @@
     <w:p/>
     <w:p>
       <w:pPr>
-        <w:pStyle w:val="a6"/>
+        <w:pStyle w:val="ListParagraph"/>
         <w:numPr>
           <w:ilvl w:val="0"/>
           <w:numId w:val="6"/>
@@ -736,7 +839,7 @@
     </w:p>
     <w:p>
       <w:pPr>
-        <w:pStyle w:val="a6"/>
+        <w:pStyle w:val="ListParagraph"/>
         <w:numPr>
           <w:ilvl w:val="0"/>
           <w:numId w:val="11"/>
@@ -838,6 +941,7 @@
           <w:szCs w:val="22"/>
         </w:rPr>
       </w:pPr>
+      <w:proofErr w:type="spellStart"/>
       <w:r>
         <w:rPr>
           <w:sz w:val="22"/>
@@ -845,6 +949,7 @@
         </w:rPr>
         <w:t>범주형</w:t>
       </w:r>
+      <w:proofErr w:type="spellEnd"/>
       <w:r>
         <w:rPr>
           <w:rFonts w:hint="eastAsia"/>
@@ -861,14 +966,52 @@
         </w:rPr>
         <w:t xml:space="preserve">: </w:t>
       </w:r>
-      <w:r>
-        <w:rPr>
-          <w:sz w:val="22"/>
-          <w:szCs w:val="22"/>
-          <w:lang w:eastAsia="ko-KR"/>
-        </w:rPr>
-        <w:t>rent_office_number, age, distinct, max_date, min_date</w:t>
-      </w:r>
+      <w:proofErr w:type="spellStart"/>
+      <w:r>
+        <w:rPr>
+          <w:sz w:val="22"/>
+          <w:szCs w:val="22"/>
+          <w:lang w:eastAsia="ko-KR"/>
+        </w:rPr>
+        <w:t>rent_office_number</w:t>
+      </w:r>
+      <w:proofErr w:type="spellEnd"/>
+      <w:r>
+        <w:rPr>
+          <w:sz w:val="22"/>
+          <w:szCs w:val="22"/>
+          <w:lang w:eastAsia="ko-KR"/>
+        </w:rPr>
+        <w:t xml:space="preserve">, age, distinct, </w:t>
+      </w:r>
+      <w:proofErr w:type="spellStart"/>
+      <w:r>
+        <w:rPr>
+          <w:sz w:val="22"/>
+          <w:szCs w:val="22"/>
+          <w:lang w:eastAsia="ko-KR"/>
+        </w:rPr>
+        <w:t>max_date</w:t>
+      </w:r>
+      <w:proofErr w:type="spellEnd"/>
+      <w:r>
+        <w:rPr>
+          <w:sz w:val="22"/>
+          <w:szCs w:val="22"/>
+          <w:lang w:eastAsia="ko-KR"/>
+        </w:rPr>
+        <w:t xml:space="preserve">, </w:t>
+      </w:r>
+      <w:proofErr w:type="spellStart"/>
+      <w:r>
+        <w:rPr>
+          <w:sz w:val="22"/>
+          <w:szCs w:val="22"/>
+          <w:lang w:eastAsia="ko-KR"/>
+        </w:rPr>
+        <w:t>min_date</w:t>
+      </w:r>
+      <w:proofErr w:type="spellEnd"/>
     </w:p>
     <w:p>
       <w:pPr>
@@ -878,6 +1021,7 @@
           <w:numId w:val="13"/>
         </w:numPr>
       </w:pPr>
+      <w:proofErr w:type="spellStart"/>
       <w:r>
         <w:rPr>
           <w:sz w:val="22"/>
@@ -885,6 +1029,7 @@
         </w:rPr>
         <w:t>연속형</w:t>
       </w:r>
+      <w:proofErr w:type="spellEnd"/>
       <w:r>
         <w:rPr>
           <w:rFonts w:hint="eastAsia"/>
@@ -916,45 +1061,99 @@
           <w:szCs w:val="22"/>
           <w:lang w:eastAsia="ko-KR"/>
         </w:rPr>
-        <w:t xml:space="preserve">time, fine.dust, ultra.fine.dust, </w:t>
-      </w:r>
-      <w:r>
-        <w:rPr>
-          <w:sz w:val="22"/>
-          <w:szCs w:val="22"/>
-          <w:lang w:eastAsia="ko-KR"/>
-        </w:rPr>
-        <w:t>rainfall, temp_avg, min, max</w:t>
-      </w:r>
-    </w:p>
-    <w:p>
-      <w:pPr>
-        <w:pStyle w:val="aa"/>
-      </w:pPr>
-    </w:p>
-    <w:p>
-      <w:pPr>
-        <w:pStyle w:val="aa"/>
-      </w:pPr>
-    </w:p>
-    <w:p>
-      <w:pPr>
-        <w:pStyle w:val="aa"/>
-      </w:pPr>
-    </w:p>
-    <w:p>
-      <w:pPr>
-        <w:pStyle w:val="aa"/>
-      </w:pPr>
-    </w:p>
-    <w:p>
-      <w:pPr>
-        <w:pStyle w:val="aa"/>
-      </w:pPr>
-    </w:p>
-    <w:p>
-      <w:pPr>
-        <w:pStyle w:val="aa"/>
+        <w:t xml:space="preserve">time, </w:t>
+      </w:r>
+      <w:proofErr w:type="spellStart"/>
+      <w:r>
+        <w:rPr>
+          <w:sz w:val="22"/>
+          <w:szCs w:val="22"/>
+          <w:lang w:eastAsia="ko-KR"/>
+        </w:rPr>
+        <w:t>fine.dust</w:t>
+      </w:r>
+      <w:proofErr w:type="spellEnd"/>
+      <w:r>
+        <w:rPr>
+          <w:sz w:val="22"/>
+          <w:szCs w:val="22"/>
+          <w:lang w:eastAsia="ko-KR"/>
+        </w:rPr>
+        <w:t xml:space="preserve">, </w:t>
+      </w:r>
+      <w:proofErr w:type="spellStart"/>
+      <w:r>
+        <w:rPr>
+          <w:sz w:val="22"/>
+          <w:szCs w:val="22"/>
+          <w:lang w:eastAsia="ko-KR"/>
+        </w:rPr>
+        <w:t>ultra.fine.dust</w:t>
+      </w:r>
+      <w:proofErr w:type="spellEnd"/>
+      <w:r>
+        <w:rPr>
+          <w:sz w:val="22"/>
+          <w:szCs w:val="22"/>
+          <w:lang w:eastAsia="ko-KR"/>
+        </w:rPr>
+        <w:t xml:space="preserve">, </w:t>
+      </w:r>
+      <w:r>
+        <w:rPr>
+          <w:sz w:val="22"/>
+          <w:szCs w:val="22"/>
+          <w:lang w:eastAsia="ko-KR"/>
+        </w:rPr>
+        <w:t xml:space="preserve">rainfall, </w:t>
+      </w:r>
+      <w:proofErr w:type="spellStart"/>
+      <w:r>
+        <w:rPr>
+          <w:sz w:val="22"/>
+          <w:szCs w:val="22"/>
+          <w:lang w:eastAsia="ko-KR"/>
+        </w:rPr>
+        <w:t>temp_avg</w:t>
+      </w:r>
+      <w:proofErr w:type="spellEnd"/>
+      <w:r>
+        <w:rPr>
+          <w:sz w:val="22"/>
+          <w:szCs w:val="22"/>
+          <w:lang w:eastAsia="ko-KR"/>
+        </w:rPr>
+        <w:t>, min, max</w:t>
+      </w:r>
+    </w:p>
+    <w:p>
+      <w:pPr>
+        <w:pStyle w:val="BodyText"/>
+      </w:pPr>
+    </w:p>
+    <w:p>
+      <w:pPr>
+        <w:pStyle w:val="BodyText"/>
+      </w:pPr>
+    </w:p>
+    <w:p>
+      <w:pPr>
+        <w:pStyle w:val="BodyText"/>
+      </w:pPr>
+    </w:p>
+    <w:p>
+      <w:pPr>
+        <w:pStyle w:val="BodyText"/>
+      </w:pPr>
+    </w:p>
+    <w:p>
+      <w:pPr>
+        <w:pStyle w:val="BodyText"/>
+      </w:pPr>
+    </w:p>
+    <w:p>
+      <w:pPr>
+        <w:pStyle w:val="BodyText"/>
         <w:numPr>
           <w:ilvl w:val="0"/>
           <w:numId w:val="11"/>
@@ -1046,6 +1245,7 @@
           <w:szCs w:val="22"/>
         </w:rPr>
       </w:pPr>
+      <w:proofErr w:type="spellStart"/>
       <w:r>
         <w:rPr>
           <w:sz w:val="22"/>
@@ -1053,6 +1253,7 @@
         </w:rPr>
         <w:t>범주형</w:t>
       </w:r>
+      <w:proofErr w:type="spellEnd"/>
       <w:r>
         <w:rPr>
           <w:rFonts w:hint="eastAsia"/>
@@ -1085,13 +1286,23 @@
         </w:rPr>
         <w:t xml:space="preserve">, </w:t>
       </w:r>
-      <w:r>
-        <w:rPr>
-          <w:sz w:val="22"/>
-          <w:szCs w:val="22"/>
-          <w:lang w:eastAsia="ko-KR"/>
-        </w:rPr>
-        <w:t>rent_office_number, age</w:t>
+      <w:proofErr w:type="spellStart"/>
+      <w:r>
+        <w:rPr>
+          <w:sz w:val="22"/>
+          <w:szCs w:val="22"/>
+          <w:lang w:eastAsia="ko-KR"/>
+        </w:rPr>
+        <w:t>rent_office_number</w:t>
+      </w:r>
+      <w:proofErr w:type="spellEnd"/>
+      <w:r>
+        <w:rPr>
+          <w:sz w:val="22"/>
+          <w:szCs w:val="22"/>
+          <w:lang w:eastAsia="ko-KR"/>
+        </w:rPr>
+        <w:t>, age</w:t>
       </w:r>
     </w:p>
     <w:p>
@@ -1145,7 +1356,115 @@
           <w:szCs w:val="22"/>
           <w:lang w:eastAsia="ko-KR"/>
         </w:rPr>
-        <w:t>exercise, carbon, distance, time, temp_avg, temp_max, temp_min, tamp_gap, fine.dust, ultra.fine.dust, rainfall</w:t>
+        <w:t xml:space="preserve">exercise, carbon, distance, time, </w:t>
+      </w:r>
+      <w:proofErr w:type="spellStart"/>
+      <w:r>
+        <w:rPr>
+          <w:sz w:val="22"/>
+          <w:szCs w:val="22"/>
+          <w:lang w:eastAsia="ko-KR"/>
+        </w:rPr>
+        <w:t>temp_avg</w:t>
+      </w:r>
+      <w:proofErr w:type="spellEnd"/>
+      <w:r>
+        <w:rPr>
+          <w:sz w:val="22"/>
+          <w:szCs w:val="22"/>
+          <w:lang w:eastAsia="ko-KR"/>
+        </w:rPr>
+        <w:t xml:space="preserve">, </w:t>
+      </w:r>
+      <w:proofErr w:type="spellStart"/>
+      <w:r>
+        <w:rPr>
+          <w:sz w:val="22"/>
+          <w:szCs w:val="22"/>
+          <w:lang w:eastAsia="ko-KR"/>
+        </w:rPr>
+        <w:t>temp_max</w:t>
+      </w:r>
+      <w:proofErr w:type="spellEnd"/>
+      <w:r>
+        <w:rPr>
+          <w:sz w:val="22"/>
+          <w:szCs w:val="22"/>
+          <w:lang w:eastAsia="ko-KR"/>
+        </w:rPr>
+        <w:t xml:space="preserve">, </w:t>
+      </w:r>
+      <w:proofErr w:type="spellStart"/>
+      <w:r>
+        <w:rPr>
+          <w:sz w:val="22"/>
+          <w:szCs w:val="22"/>
+          <w:lang w:eastAsia="ko-KR"/>
+        </w:rPr>
+        <w:t>temp_min</w:t>
+      </w:r>
+      <w:proofErr w:type="spellEnd"/>
+      <w:r>
+        <w:rPr>
+          <w:sz w:val="22"/>
+          <w:szCs w:val="22"/>
+          <w:lang w:eastAsia="ko-KR"/>
+        </w:rPr>
+        <w:t xml:space="preserve">, </w:t>
+      </w:r>
+      <w:proofErr w:type="spellStart"/>
+      <w:r>
+        <w:rPr>
+          <w:sz w:val="22"/>
+          <w:szCs w:val="22"/>
+          <w:lang w:eastAsia="ko-KR"/>
+        </w:rPr>
+        <w:t>tamp_gap</w:t>
+      </w:r>
+      <w:proofErr w:type="spellEnd"/>
+      <w:r>
+        <w:rPr>
+          <w:sz w:val="22"/>
+          <w:szCs w:val="22"/>
+          <w:lang w:eastAsia="ko-KR"/>
+        </w:rPr>
+        <w:t xml:space="preserve">, </w:t>
+      </w:r>
+      <w:proofErr w:type="spellStart"/>
+      <w:r>
+        <w:rPr>
+          <w:sz w:val="22"/>
+          <w:szCs w:val="22"/>
+          <w:lang w:eastAsia="ko-KR"/>
+        </w:rPr>
+        <w:t>fine.dust</w:t>
+      </w:r>
+      <w:proofErr w:type="spellEnd"/>
+      <w:r>
+        <w:rPr>
+          <w:sz w:val="22"/>
+          <w:szCs w:val="22"/>
+          <w:lang w:eastAsia="ko-KR"/>
+        </w:rPr>
+        <w:t xml:space="preserve">, </w:t>
+      </w:r>
+      <w:proofErr w:type="spellStart"/>
+      <w:r>
+        <w:rPr>
+          <w:sz w:val="22"/>
+          <w:szCs w:val="22"/>
+          <w:lang w:eastAsia="ko-KR"/>
+        </w:rPr>
+        <w:t>ultra.fine.dust</w:t>
+      </w:r>
+      <w:proofErr w:type="spellEnd"/>
+      <w:r>
+        <w:rPr>
+          <w:sz w:val="22"/>
+          <w:szCs w:val="22"/>
+          <w:lang w:eastAsia="ko-KR"/>
+        </w:rPr>
+        <w:t>, rainfall</w:t>
       </w:r>
     </w:p>
     <w:p/>
@@ -1155,7 +1474,7 @@
     <w:p/>
     <w:p>
       <w:pPr>
-        <w:pStyle w:val="a6"/>
+        <w:pStyle w:val="ListParagraph"/>
         <w:numPr>
           <w:ilvl w:val="0"/>
           <w:numId w:val="6"/>
@@ -1190,44 +1509,48 @@
           <w:rFonts w:hint="eastAsia"/>
           <w:sz w:val="24"/>
         </w:rPr>
-        <w:t>가설 1: 날씨가 더운 날보다 선선한 날에 따릉이 사용량이 많을 것이다.</w:t>
-      </w:r>
-    </w:p>
-    <w:p>
+        <w:t xml:space="preserve">가설 1: 날씨가 더운 날보다 선선한 날에 </w:t>
+      </w:r>
+      <w:proofErr w:type="spellStart"/>
       <w:r>
         <w:rPr>
           <w:rFonts w:hint="eastAsia"/>
           <w:sz w:val="24"/>
         </w:rPr>
-        <w:t>가설 2: 평일보다 주말에 따릉이 사용량이 많을 것이다.</w:t>
-      </w:r>
-    </w:p>
-    <w:p>
-      <w:pPr>
-        <w:rPr>
+        <w:t>따릉이</w:t>
+      </w:r>
+      <w:proofErr w:type="spellEnd"/>
+      <w:r>
+        <w:rPr>
+          <w:rFonts w:hint="eastAsia"/>
           <w:sz w:val="24"/>
         </w:rPr>
-      </w:pPr>
+        <w:t xml:space="preserve"> 사용량이 많을 것이다.</w:t>
+      </w:r>
+    </w:p>
+    <w:p>
       <w:r>
         <w:rPr>
           <w:rFonts w:hint="eastAsia"/>
           <w:sz w:val="24"/>
         </w:rPr>
-        <w:t>가설 3: 강수량이 많은 날에 따릉이 사용량이 적을 것이다.</w:t>
-      </w:r>
-    </w:p>
-    <w:p>
-      <w:pPr>
-        <w:rPr>
+        <w:t xml:space="preserve">가설 2: 평일보다 주말에 </w:t>
+      </w:r>
+      <w:proofErr w:type="spellStart"/>
+      <w:r>
+        <w:rPr>
+          <w:rFonts w:hint="eastAsia"/>
           <w:sz w:val="24"/>
         </w:rPr>
-      </w:pPr>
+        <w:t>따릉이</w:t>
+      </w:r>
+      <w:proofErr w:type="spellEnd"/>
       <w:r>
         <w:rPr>
           <w:rFonts w:hint="eastAsia"/>
           <w:sz w:val="24"/>
         </w:rPr>
-        <w:t>가설 4: 연령대가 낮을수록 따릉이 사용량이 많을 것이다.</w:t>
+        <w:t xml:space="preserve"> 사용량이 많을 것이다.</w:t>
       </w:r>
     </w:p>
     <w:p>
@@ -1241,7 +1564,83 @@
           <w:rFonts w:hint="eastAsia"/>
           <w:sz w:val="24"/>
         </w:rPr>
-        <w:t>가설 5: 미세먼지가 많은 날보다 적은 날에 따릉이 사용량이 많을 것이다.</w:t>
+        <w:t xml:space="preserve">가설 3: 강수량이 많은 날에 </w:t>
+      </w:r>
+      <w:proofErr w:type="spellStart"/>
+      <w:r>
+        <w:rPr>
+          <w:rFonts w:hint="eastAsia"/>
+          <w:sz w:val="24"/>
+        </w:rPr>
+        <w:t>따릉이</w:t>
+      </w:r>
+      <w:proofErr w:type="spellEnd"/>
+      <w:r>
+        <w:rPr>
+          <w:rFonts w:hint="eastAsia"/>
+          <w:sz w:val="24"/>
+        </w:rPr>
+        <w:t xml:space="preserve"> 사용량이 적을 것이다.</w:t>
+      </w:r>
+    </w:p>
+    <w:p>
+      <w:pPr>
+        <w:rPr>
+          <w:sz w:val="24"/>
+        </w:rPr>
+      </w:pPr>
+      <w:r>
+        <w:rPr>
+          <w:rFonts w:hint="eastAsia"/>
+          <w:sz w:val="24"/>
+        </w:rPr>
+        <w:t xml:space="preserve">가설 4: 연령대가 낮을수록 </w:t>
+      </w:r>
+      <w:proofErr w:type="spellStart"/>
+      <w:r>
+        <w:rPr>
+          <w:rFonts w:hint="eastAsia"/>
+          <w:sz w:val="24"/>
+        </w:rPr>
+        <w:t>따릉이</w:t>
+      </w:r>
+      <w:proofErr w:type="spellEnd"/>
+      <w:r>
+        <w:rPr>
+          <w:rFonts w:hint="eastAsia"/>
+          <w:sz w:val="24"/>
+        </w:rPr>
+        <w:t xml:space="preserve"> 사용량이 많을 것이다.</w:t>
+      </w:r>
+    </w:p>
+    <w:p>
+      <w:pPr>
+        <w:rPr>
+          <w:sz w:val="24"/>
+        </w:rPr>
+      </w:pPr>
+      <w:r>
+        <w:rPr>
+          <w:rFonts w:hint="eastAsia"/>
+          <w:sz w:val="24"/>
+        </w:rPr>
+        <w:t xml:space="preserve">가설 5: 미세먼지가 많은 날보다 적은 날에 </w:t>
+      </w:r>
+      <w:proofErr w:type="spellStart"/>
+      <w:r>
+        <w:rPr>
+          <w:rFonts w:hint="eastAsia"/>
+          <w:sz w:val="24"/>
+        </w:rPr>
+        <w:t>따릉이</w:t>
+      </w:r>
+      <w:proofErr w:type="spellEnd"/>
+      <w:r>
+        <w:rPr>
+          <w:rFonts w:hint="eastAsia"/>
+          <w:sz w:val="24"/>
+        </w:rPr>
+        <w:t xml:space="preserve"> 사용량이 많을 것이다.</w:t>
       </w:r>
     </w:p>
     <w:p/>
@@ -1265,7 +1664,7 @@
     <w:p/>
     <w:p>
       <w:pPr>
-        <w:pStyle w:val="a6"/>
+        <w:pStyle w:val="ListParagraph"/>
         <w:numPr>
           <w:ilvl w:val="0"/>
           <w:numId w:val="9"/>
@@ -1279,7 +1678,27 @@
           <w:sz w:val="24"/>
         </w:rPr>
         <w:lastRenderedPageBreak/>
-        <w:t>구별 따릉이 이용건수 비교</w:t>
+        <w:t xml:space="preserve">구별 </w:t>
+      </w:r>
+      <w:proofErr w:type="spellStart"/>
+      <w:r>
+        <w:rPr>
+          <w:rFonts w:hint="eastAsia"/>
+          <w:b/>
+          <w:bCs/>
+          <w:sz w:val="24"/>
+        </w:rPr>
+        <w:t>따릉이</w:t>
+      </w:r>
+      <w:proofErr w:type="spellEnd"/>
+      <w:r>
+        <w:rPr>
+          <w:rFonts w:hint="eastAsia"/>
+          <w:b/>
+          <w:bCs/>
+          <w:sz w:val="24"/>
+        </w:rPr>
+        <w:t xml:space="preserve"> 이용건수 비교</w:t>
       </w:r>
     </w:p>
     <w:p>
@@ -1338,7 +1757,7 @@
           <w:noProof/>
         </w:rPr>
         <w:drawing>
-          <wp:inline distT="0" distB="0" distL="0" distR="0" wp14:anchorId="09C7E2E1" wp14:editId="6A47E791">
+          <wp:inline distT="0" distB="0" distL="0" distR="0" wp14:anchorId="09C7E2E1" wp14:editId="07F01B74">
             <wp:extent cx="2829887" cy="2021305"/>
             <wp:effectExtent l="0" t="0" r="2540" b="0"/>
             <wp:docPr id="514304439" name="그림 38" descr="텍스트, 도표, 그래프, 스크린샷이(가) 표시된 사진&#10;&#10;자동 생성된 설명"/>
@@ -1382,7 +1801,7 @@
     </w:p>
     <w:p>
       <w:pPr>
-        <w:pStyle w:val="a6"/>
+        <w:pStyle w:val="ListParagraph"/>
         <w:numPr>
           <w:ilvl w:val="0"/>
           <w:numId w:val="13"/>
@@ -1397,7 +1816,7 @@
     </w:p>
     <w:p>
       <w:pPr>
-        <w:pStyle w:val="a6"/>
+        <w:pStyle w:val="ListParagraph"/>
         <w:numPr>
           <w:ilvl w:val="0"/>
           <w:numId w:val="13"/>
@@ -1407,7 +1826,21 @@
         <w:rPr>
           <w:rFonts w:hint="eastAsia"/>
         </w:rPr>
-        <w:t>그래프를 통해 서대문구에 비해 마포구의 따릉이 이용건수가 1.6배 더 많은 것으로 파악할 수 있음.</w:t>
+        <w:t xml:space="preserve">그래프를 통해 서대문구에 비해 마포구의 </w:t>
+      </w:r>
+      <w:proofErr w:type="spellStart"/>
+      <w:r>
+        <w:rPr>
+          <w:rFonts w:hint="eastAsia"/>
+        </w:rPr>
+        <w:t>따릉이</w:t>
+      </w:r>
+      <w:proofErr w:type="spellEnd"/>
+      <w:r>
+        <w:rPr>
+          <w:rFonts w:hint="eastAsia"/>
+        </w:rPr>
+        <w:t xml:space="preserve"> 이용건수가 1.6배 더 많은 것으로 파악할 수 있음.</w:t>
       </w:r>
       <w:r>
         <w:rPr>
@@ -1418,7 +1851,7 @@
     </w:p>
     <w:p>
       <w:pPr>
-        <w:pStyle w:val="a6"/>
+        <w:pStyle w:val="ListParagraph"/>
         <w:numPr>
           <w:ilvl w:val="0"/>
           <w:numId w:val="13"/>
@@ -1458,7 +1891,21 @@
         <w:rPr>
           <w:rFonts w:hint="eastAsia"/>
         </w:rPr>
-        <w:t>로 마포구의 면적이 더 커 이용량이 상대적으로 더 많다고 추측해볼 수 있음</w:t>
+        <w:t xml:space="preserve">로 마포구의 면적이 더 커 </w:t>
+      </w:r>
+      <w:proofErr w:type="spellStart"/>
+      <w:r>
+        <w:rPr>
+          <w:rFonts w:hint="eastAsia"/>
+        </w:rPr>
+        <w:t>이용량이</w:t>
+      </w:r>
+      <w:proofErr w:type="spellEnd"/>
+      <w:r>
+        <w:rPr>
+          <w:rFonts w:hint="eastAsia"/>
+        </w:rPr>
+        <w:t xml:space="preserve"> 상대적으로 더 많다고 추측해볼 수 있음</w:t>
       </w:r>
     </w:p>
     <w:p/>
@@ -1489,8 +1936,9 @@
           <w:sz w:val="24"/>
         </w:rPr>
         <w:lastRenderedPageBreak/>
-        <w:t>가설 1: 날씨가 더운 날보다 선선한 날에 따릉이 사용량이 많을 것이다</w:t>
-      </w:r>
+        <w:t xml:space="preserve">가설 1: 날씨가 더운 날보다 선선한 날에 </w:t>
+      </w:r>
+      <w:proofErr w:type="spellStart"/>
       <w:r>
         <w:rPr>
           <w:rFonts w:hint="eastAsia"/>
@@ -1498,12 +1946,31 @@
           <w:bCs/>
           <w:sz w:val="24"/>
         </w:rPr>
+        <w:t>따릉이</w:t>
+      </w:r>
+      <w:proofErr w:type="spellEnd"/>
+      <w:r>
+        <w:rPr>
+          <w:rFonts w:hint="eastAsia"/>
+          <w:b/>
+          <w:bCs/>
+          <w:sz w:val="24"/>
+        </w:rPr>
+        <w:t xml:space="preserve"> 사용량이 많을 것이다</w:t>
+      </w:r>
+      <w:r>
+        <w:rPr>
+          <w:rFonts w:hint="eastAsia"/>
+          <w:b/>
+          <w:bCs/>
+          <w:sz w:val="24"/>
+        </w:rPr>
         <w:t>.</w:t>
       </w:r>
     </w:p>
     <w:p>
       <w:pPr>
-        <w:pStyle w:val="a6"/>
+        <w:pStyle w:val="ListParagraph"/>
         <w:numPr>
           <w:ilvl w:val="0"/>
           <w:numId w:val="9"/>
@@ -1519,7 +1986,21 @@
         <w:rPr>
           <w:rFonts w:hint="eastAsia"/>
         </w:rPr>
-        <w:t>와 날짜 별 따릉이 이용건수</w:t>
+        <w:t xml:space="preserve">와 날짜 별 </w:t>
+      </w:r>
+      <w:proofErr w:type="spellStart"/>
+      <w:r>
+        <w:rPr>
+          <w:rFonts w:hint="eastAsia"/>
+        </w:rPr>
+        <w:t>따릉이</w:t>
+      </w:r>
+      <w:proofErr w:type="spellEnd"/>
+      <w:r>
+        <w:rPr>
+          <w:rFonts w:hint="eastAsia"/>
+        </w:rPr>
+        <w:t xml:space="preserve"> 이용건수</w:t>
       </w:r>
       <w:r>
         <w:rPr>
@@ -1547,7 +2028,21 @@
         <w:rPr>
           <w:rFonts w:hint="eastAsia"/>
         </w:rPr>
-        <w:t>&lt;기온 그래프&gt;                        &lt;따릉이 이용건수&gt;</w:t>
+        <w:t>&lt;기온 그래프&gt;                        &lt;</w:t>
+      </w:r>
+      <w:proofErr w:type="spellStart"/>
+      <w:r>
+        <w:rPr>
+          <w:rFonts w:hint="eastAsia"/>
+        </w:rPr>
+        <w:t>따릉이</w:t>
+      </w:r>
+      <w:proofErr w:type="spellEnd"/>
+      <w:r>
+        <w:rPr>
+          <w:rFonts w:hint="eastAsia"/>
+        </w:rPr>
+        <w:t xml:space="preserve"> 이용건수&gt;</w:t>
       </w:r>
     </w:p>
     <w:p>
@@ -1609,7 +2104,7 @@
           <w:noProof/>
         </w:rPr>
         <w:drawing>
-          <wp:inline distT="0" distB="0" distL="0" distR="0" wp14:anchorId="0B819652" wp14:editId="70182B74">
+          <wp:inline distT="0" distB="0" distL="0" distR="0" wp14:anchorId="0B819652" wp14:editId="1AECC28B">
             <wp:extent cx="2861187" cy="2043658"/>
             <wp:effectExtent l="0" t="0" r="0" b="1270"/>
             <wp:docPr id="1048352873" name="그림 58" descr="텍스트, 도표, 스크린샷, 그래프이(가) 표시된 사진&#10;&#10;자동 생성된 설명"/>
@@ -1653,7 +2148,7 @@
     </w:p>
     <w:p>
       <w:pPr>
-        <w:pStyle w:val="a6"/>
+        <w:pStyle w:val="ListParagraph"/>
         <w:numPr>
           <w:ilvl w:val="0"/>
           <w:numId w:val="13"/>
@@ -1685,12 +2180,26 @@
         <w:rPr>
           <w:rFonts w:hint="eastAsia"/>
         </w:rPr>
-        <w:t>월까지 기온이 떨어지는 추세임. 그 사이에 9월 1일, 9월 16일쯤에 기온이 급상승하고 급하락하는 부분이 있음.</w:t>
-      </w:r>
-    </w:p>
-    <w:p>
-      <w:pPr>
-        <w:pStyle w:val="a6"/>
+        <w:t xml:space="preserve">월까지 기온이 떨어지는 추세임. 그 사이에 9월 1일, 9월 16일쯤에 기온이 급상승하고 </w:t>
+      </w:r>
+      <w:proofErr w:type="spellStart"/>
+      <w:r>
+        <w:rPr>
+          <w:rFonts w:hint="eastAsia"/>
+        </w:rPr>
+        <w:t>급하락하는</w:t>
+      </w:r>
+      <w:proofErr w:type="spellEnd"/>
+      <w:r>
+        <w:rPr>
+          <w:rFonts w:hint="eastAsia"/>
+        </w:rPr>
+        <w:t xml:space="preserve"> 부분이 있음.</w:t>
+      </w:r>
+    </w:p>
+    <w:p>
+      <w:pPr>
+        <w:pStyle w:val="ListParagraph"/>
         <w:numPr>
           <w:ilvl w:val="0"/>
           <w:numId w:val="13"/>
@@ -1700,7 +2209,77 @@
         <w:rPr>
           <w:rFonts w:hint="eastAsia"/>
         </w:rPr>
-        <w:t>기온이 급상승했다가 급하락하는 날 쯤 따릉이 이용량도 급하락하는 것을 볼 수 있음.</w:t>
+        <w:t xml:space="preserve">기온이 급상승했다가 </w:t>
+      </w:r>
+      <w:proofErr w:type="spellStart"/>
+      <w:r>
+        <w:rPr>
+          <w:rFonts w:hint="eastAsia"/>
+        </w:rPr>
+        <w:t>급하락하는</w:t>
+      </w:r>
+      <w:proofErr w:type="spellEnd"/>
+      <w:r>
+        <w:rPr>
+          <w:rFonts w:hint="eastAsia"/>
+        </w:rPr>
+        <w:t xml:space="preserve"> 날 </w:t>
+      </w:r>
+      <w:proofErr w:type="spellStart"/>
+      <w:r>
+        <w:rPr>
+          <w:rFonts w:hint="eastAsia"/>
+        </w:rPr>
+        <w:t>쯤</w:t>
+      </w:r>
+      <w:proofErr w:type="spellEnd"/>
+      <w:r>
+        <w:rPr>
+          <w:rFonts w:hint="eastAsia"/>
+        </w:rPr>
+        <w:t xml:space="preserve"> </w:t>
+      </w:r>
+      <w:proofErr w:type="spellStart"/>
+      <w:r>
+        <w:rPr>
+          <w:rFonts w:hint="eastAsia"/>
+        </w:rPr>
+        <w:t>따릉이</w:t>
+      </w:r>
+      <w:proofErr w:type="spellEnd"/>
+      <w:r>
+        <w:rPr>
+          <w:rFonts w:hint="eastAsia"/>
+        </w:rPr>
+        <w:t xml:space="preserve"> </w:t>
+      </w:r>
+      <w:proofErr w:type="spellStart"/>
+      <w:r>
+        <w:rPr>
+          <w:rFonts w:hint="eastAsia"/>
+        </w:rPr>
+        <w:t>이용량도</w:t>
+      </w:r>
+      <w:proofErr w:type="spellEnd"/>
+      <w:r>
+        <w:rPr>
+          <w:rFonts w:hint="eastAsia"/>
+        </w:rPr>
+        <w:t xml:space="preserve"> </w:t>
+      </w:r>
+      <w:proofErr w:type="spellStart"/>
+      <w:r>
+        <w:rPr>
+          <w:rFonts w:hint="eastAsia"/>
+        </w:rPr>
+        <w:t>급하락하는</w:t>
+      </w:r>
+      <w:proofErr w:type="spellEnd"/>
+      <w:r>
+        <w:rPr>
+          <w:rFonts w:hint="eastAsia"/>
+        </w:rPr>
+        <w:t xml:space="preserve"> 것을 볼 수 있음.</w:t>
       </w:r>
     </w:p>
     <w:p/>
@@ -1826,7 +2405,21 @@
           <w:rFonts w:hint="eastAsia"/>
         </w:rPr>
         <w:lastRenderedPageBreak/>
-        <w:t>&lt; 따릉이 이용건수 &gt;</w:t>
+        <w:t xml:space="preserve">&lt; </w:t>
+      </w:r>
+      <w:proofErr w:type="spellStart"/>
+      <w:r>
+        <w:rPr>
+          <w:rFonts w:hint="eastAsia"/>
+        </w:rPr>
+        <w:t>따릉이</w:t>
+      </w:r>
+      <w:proofErr w:type="spellEnd"/>
+      <w:r>
+        <w:rPr>
+          <w:rFonts w:hint="eastAsia"/>
+        </w:rPr>
+        <w:t xml:space="preserve"> 이용건수 &gt;</w:t>
       </w:r>
     </w:p>
     <w:p>
@@ -1879,7 +2472,7 @@
     </w:p>
     <w:p>
       <w:pPr>
-        <w:pStyle w:val="a6"/>
+        <w:pStyle w:val="ListParagraph"/>
         <w:numPr>
           <w:ilvl w:val="0"/>
           <w:numId w:val="13"/>
@@ -1895,7 +2488,21 @@
         <w:rPr>
           <w:rFonts w:hint="eastAsia"/>
         </w:rPr>
-        <w:t>와 따릉이 이용건수 그래프</w:t>
+        <w:t xml:space="preserve">와 </w:t>
+      </w:r>
+      <w:proofErr w:type="spellStart"/>
+      <w:r>
+        <w:rPr>
+          <w:rFonts w:hint="eastAsia"/>
+        </w:rPr>
+        <w:t>따릉이</w:t>
+      </w:r>
+      <w:proofErr w:type="spellEnd"/>
+      <w:r>
+        <w:rPr>
+          <w:rFonts w:hint="eastAsia"/>
+        </w:rPr>
+        <w:t xml:space="preserve"> 이용건수 그래프</w:t>
       </w:r>
       <w:r>
         <w:rPr>
@@ -1906,7 +2513,7 @@
     </w:p>
     <w:p>
       <w:pPr>
-        <w:pStyle w:val="a6"/>
+        <w:pStyle w:val="ListParagraph"/>
         <w:numPr>
           <w:ilvl w:val="0"/>
           <w:numId w:val="13"/>
@@ -1916,18 +2523,32 @@
         <w:rPr>
           <w:rFonts w:hint="eastAsia"/>
         </w:rPr>
-        <w:t>이를 통해 기온이 따릉이 이용건수에 영향을 미친다고 추측해볼 수 있음.</w:t>
-      </w:r>
-    </w:p>
-    <w:p>
-      <w:pPr>
-        <w:pStyle w:val="a6"/>
+        <w:t xml:space="preserve">이를 통해 기온이 </w:t>
+      </w:r>
+      <w:proofErr w:type="spellStart"/>
+      <w:r>
+        <w:rPr>
+          <w:rFonts w:hint="eastAsia"/>
+        </w:rPr>
+        <w:t>따릉이</w:t>
+      </w:r>
+      <w:proofErr w:type="spellEnd"/>
+      <w:r>
+        <w:rPr>
+          <w:rFonts w:hint="eastAsia"/>
+        </w:rPr>
+        <w:t xml:space="preserve"> 이용건수에 영향을 미친다고 추측해볼 수 있음.</w:t>
+      </w:r>
+    </w:p>
+    <w:p>
+      <w:pPr>
+        <w:pStyle w:val="ListParagraph"/>
         <w:ind w:left="880"/>
       </w:pPr>
     </w:p>
     <w:p>
       <w:pPr>
-        <w:pStyle w:val="a6"/>
+        <w:pStyle w:val="ListParagraph"/>
         <w:numPr>
           <w:ilvl w:val="0"/>
           <w:numId w:val="9"/>
@@ -1943,7 +2564,21 @@
         <w:rPr>
           <w:rFonts w:hint="eastAsia"/>
         </w:rPr>
-        <w:t>에 따른 따릉이 사용량</w:t>
+        <w:t xml:space="preserve">에 따른 </w:t>
+      </w:r>
+      <w:proofErr w:type="spellStart"/>
+      <w:r>
+        <w:rPr>
+          <w:rFonts w:hint="eastAsia"/>
+        </w:rPr>
+        <w:t>따릉이</w:t>
+      </w:r>
+      <w:proofErr w:type="spellEnd"/>
+      <w:r>
+        <w:rPr>
+          <w:rFonts w:hint="eastAsia"/>
+        </w:rPr>
+        <w:t xml:space="preserve"> 사용량</w:t>
       </w:r>
       <w:r>
         <w:rPr>
@@ -2115,7 +2750,21 @@
         <w:rPr>
           <w:rFonts w:hint="eastAsia"/>
         </w:rPr>
-        <w:t>&lt;따릉이 사용량&gt;</w:t>
+        <w:t>&lt;</w:t>
+      </w:r>
+      <w:proofErr w:type="spellStart"/>
+      <w:r>
+        <w:rPr>
+          <w:rFonts w:hint="eastAsia"/>
+        </w:rPr>
+        <w:t>따릉이</w:t>
+      </w:r>
+      <w:proofErr w:type="spellEnd"/>
+      <w:r>
+        <w:rPr>
+          <w:rFonts w:hint="eastAsia"/>
+        </w:rPr>
+        <w:t xml:space="preserve"> 사용량&gt;</w:t>
       </w:r>
     </w:p>
     <w:p>
@@ -2171,7 +2820,7 @@
     </w:p>
     <w:p>
       <w:pPr>
-        <w:pStyle w:val="a6"/>
+        <w:pStyle w:val="ListParagraph"/>
         <w:numPr>
           <w:ilvl w:val="0"/>
           <w:numId w:val="13"/>
@@ -2181,12 +2830,26 @@
         <w:rPr>
           <w:rFonts w:hint="eastAsia"/>
         </w:rPr>
-        <w:t>10월, 11월, 12월은 일교차가 큰 달로 일교차가 따릉이 사용량에 영향을 미치는지 보고자 함.</w:t>
-      </w:r>
-    </w:p>
-    <w:p>
-      <w:pPr>
-        <w:pStyle w:val="a6"/>
+        <w:t xml:space="preserve">10월, 11월, 12월은 일교차가 큰 달로 일교차가 </w:t>
+      </w:r>
+      <w:proofErr w:type="spellStart"/>
+      <w:r>
+        <w:rPr>
+          <w:rFonts w:hint="eastAsia"/>
+        </w:rPr>
+        <w:t>따릉이</w:t>
+      </w:r>
+      <w:proofErr w:type="spellEnd"/>
+      <w:r>
+        <w:rPr>
+          <w:rFonts w:hint="eastAsia"/>
+        </w:rPr>
+        <w:t xml:space="preserve"> 사용량에 영향을 미치는지 보고자 함.</w:t>
+      </w:r>
+    </w:p>
+    <w:p>
+      <w:pPr>
+        <w:pStyle w:val="ListParagraph"/>
         <w:numPr>
           <w:ilvl w:val="0"/>
           <w:numId w:val="13"/>
@@ -2219,7 +2882,7 @@
     </w:p>
     <w:p>
       <w:pPr>
-        <w:pStyle w:val="a6"/>
+        <w:pStyle w:val="ListParagraph"/>
         <w:numPr>
           <w:ilvl w:val="0"/>
           <w:numId w:val="13"/>
@@ -2229,13 +2892,41 @@
         <w:rPr>
           <w:rFonts w:hint="eastAsia"/>
         </w:rPr>
-        <w:t>일교차가 커져도 따릉이 사용량이 증가하는 추세임. 이를 통해 일교차는 따릉이 사용량에 큰 영향을 미치지 않는 것으로 판단.</w:t>
+        <w:t xml:space="preserve">일교차가 커져도 </w:t>
+      </w:r>
+      <w:proofErr w:type="spellStart"/>
+      <w:r>
+        <w:rPr>
+          <w:rFonts w:hint="eastAsia"/>
+        </w:rPr>
+        <w:t>따릉이</w:t>
+      </w:r>
+      <w:proofErr w:type="spellEnd"/>
+      <w:r>
+        <w:rPr>
+          <w:rFonts w:hint="eastAsia"/>
+        </w:rPr>
+        <w:t xml:space="preserve"> 사용량이 증가하는 추세임. 이를 통해 일교차는 </w:t>
+      </w:r>
+      <w:proofErr w:type="spellStart"/>
+      <w:r>
+        <w:rPr>
+          <w:rFonts w:hint="eastAsia"/>
+        </w:rPr>
+        <w:t>따릉이</w:t>
+      </w:r>
+      <w:proofErr w:type="spellEnd"/>
+      <w:r>
+        <w:rPr>
+          <w:rFonts w:hint="eastAsia"/>
+        </w:rPr>
+        <w:t xml:space="preserve"> 사용량에 큰 영향을 미치지 않는 것으로 판단.</w:t>
       </w:r>
     </w:p>
     <w:p/>
     <w:p>
       <w:pPr>
-        <w:pStyle w:val="a6"/>
+        <w:pStyle w:val="ListParagraph"/>
         <w:numPr>
           <w:ilvl w:val="0"/>
           <w:numId w:val="9"/>
@@ -2245,7 +2936,21 @@
         <w:rPr>
           <w:rFonts w:hint="eastAsia"/>
         </w:rPr>
-        <w:t>평균 기온에 따른 따릉이 사용량 변화</w:t>
+        <w:t xml:space="preserve">평균 기온에 따른 </w:t>
+      </w:r>
+      <w:proofErr w:type="spellStart"/>
+      <w:r>
+        <w:rPr>
+          <w:rFonts w:hint="eastAsia"/>
+        </w:rPr>
+        <w:t>따릉이</w:t>
+      </w:r>
+      <w:proofErr w:type="spellEnd"/>
+      <w:r>
+        <w:rPr>
+          <w:rFonts w:hint="eastAsia"/>
+        </w:rPr>
+        <w:t xml:space="preserve"> 사용량 변화</w:t>
       </w:r>
     </w:p>
     <w:p>
@@ -2301,7 +3006,7 @@
     </w:p>
     <w:p>
       <w:pPr>
-        <w:pStyle w:val="a6"/>
+        <w:pStyle w:val="ListParagraph"/>
         <w:numPr>
           <w:ilvl w:val="0"/>
           <w:numId w:val="13"/>
@@ -2311,12 +3016,26 @@
         <w:rPr>
           <w:rFonts w:hint="eastAsia"/>
         </w:rPr>
-        <w:t>평균 기온이 올라감에 따라 따릉이 사용량도 증가하는 추세임.</w:t>
-      </w:r>
-    </w:p>
-    <w:p>
-      <w:pPr>
-        <w:pStyle w:val="a6"/>
+        <w:t xml:space="preserve">평균 기온이 올라감에 따라 </w:t>
+      </w:r>
+      <w:proofErr w:type="spellStart"/>
+      <w:r>
+        <w:rPr>
+          <w:rFonts w:hint="eastAsia"/>
+        </w:rPr>
+        <w:t>따릉이</w:t>
+      </w:r>
+      <w:proofErr w:type="spellEnd"/>
+      <w:r>
+        <w:rPr>
+          <w:rFonts w:hint="eastAsia"/>
+        </w:rPr>
+        <w:t xml:space="preserve"> 사용량도 증가하는 추세임.</w:t>
+      </w:r>
+    </w:p>
+    <w:p>
+      <w:pPr>
+        <w:pStyle w:val="ListParagraph"/>
         <w:numPr>
           <w:ilvl w:val="0"/>
           <w:numId w:val="13"/>
@@ -2326,7 +3045,21 @@
         <w:rPr>
           <w:rFonts w:hint="eastAsia"/>
         </w:rPr>
-        <w:t>이를 통해 평균 기온이 따릉이 사용량에 영향을 미치는 것으로 판단.</w:t>
+        <w:t xml:space="preserve">이를 통해 평균 기온이 </w:t>
+      </w:r>
+      <w:proofErr w:type="spellStart"/>
+      <w:r>
+        <w:rPr>
+          <w:rFonts w:hint="eastAsia"/>
+        </w:rPr>
+        <w:t>따릉이</w:t>
+      </w:r>
+      <w:proofErr w:type="spellEnd"/>
+      <w:r>
+        <w:rPr>
+          <w:rFonts w:hint="eastAsia"/>
+        </w:rPr>
+        <w:t xml:space="preserve"> 사용량에 영향을 미치는 것으로 판단.</w:t>
       </w:r>
     </w:p>
     <w:p>
@@ -2339,7 +3072,7 @@
         </w:rPr>
         <w:lastRenderedPageBreak/>
         <w:drawing>
-          <wp:inline distT="0" distB="0" distL="0" distR="0" wp14:anchorId="52CE586A" wp14:editId="57A856D6">
+          <wp:inline distT="0" distB="0" distL="0" distR="0" wp14:anchorId="52CE586A" wp14:editId="680ECD74">
             <wp:extent cx="4208106" cy="1592143"/>
             <wp:effectExtent l="0" t="0" r="0" b="0"/>
             <wp:docPr id="934650708" name="그림 20" descr="텍스트, 스크린샷, 폰트이(가) 표시된 사진&#10;&#10;자동 생성된 설명"/>
@@ -2383,7 +3116,7 @@
     </w:p>
     <w:p>
       <w:pPr>
-        <w:pStyle w:val="a6"/>
+        <w:pStyle w:val="ListParagraph"/>
         <w:numPr>
           <w:ilvl w:val="0"/>
           <w:numId w:val="13"/>
@@ -2402,7 +3135,7 @@
     </w:p>
     <w:p>
       <w:pPr>
-        <w:pStyle w:val="a6"/>
+        <w:pStyle w:val="ListParagraph"/>
         <w:numPr>
           <w:ilvl w:val="0"/>
           <w:numId w:val="13"/>
@@ -2416,12 +3149,28 @@
           <w:rFonts w:hint="eastAsia"/>
           <w:szCs w:val="22"/>
         </w:rPr>
-        <w:t>평균 기온과 따릉이 사용량의 상관관계는 약 0.7508로 매우 강한 양의 상관관계를 갖고 있음을 파악.</w:t>
-      </w:r>
-    </w:p>
-    <w:p>
-      <w:pPr>
-        <w:pStyle w:val="a6"/>
+        <w:t xml:space="preserve">평균 기온과 </w:t>
+      </w:r>
+      <w:proofErr w:type="spellStart"/>
+      <w:r>
+        <w:rPr>
+          <w:rFonts w:hint="eastAsia"/>
+          <w:szCs w:val="22"/>
+        </w:rPr>
+        <w:t>따릉이</w:t>
+      </w:r>
+      <w:proofErr w:type="spellEnd"/>
+      <w:r>
+        <w:rPr>
+          <w:rFonts w:hint="eastAsia"/>
+          <w:szCs w:val="22"/>
+        </w:rPr>
+        <w:t xml:space="preserve"> 사용량의 상관관계는 약 0.7508로 매우 강한 양의 상관관계를 갖고 있음을 파악.</w:t>
+      </w:r>
+    </w:p>
+    <w:p>
+      <w:pPr>
+        <w:pStyle w:val="ListParagraph"/>
         <w:numPr>
           <w:ilvl w:val="0"/>
           <w:numId w:val="13"/>
@@ -2435,7 +3184,23 @@
           <w:rFonts w:hint="eastAsia"/>
           <w:szCs w:val="22"/>
         </w:rPr>
-        <w:t>이를 통해 평균 기온은 따릉이 사용량에 매우 큰 영향을 미치는 것을 알 수 있음.</w:t>
+        <w:t xml:space="preserve">이를 통해 평균 기온은 </w:t>
+      </w:r>
+      <w:proofErr w:type="spellStart"/>
+      <w:r>
+        <w:rPr>
+          <w:rFonts w:hint="eastAsia"/>
+          <w:szCs w:val="22"/>
+        </w:rPr>
+        <w:t>따릉이</w:t>
+      </w:r>
+      <w:proofErr w:type="spellEnd"/>
+      <w:r>
+        <w:rPr>
+          <w:rFonts w:hint="eastAsia"/>
+          <w:szCs w:val="22"/>
+        </w:rPr>
+        <w:t xml:space="preserve"> 사용량에 매우 큰 영향을 미치는 것을 알 수 있음.</w:t>
       </w:r>
     </w:p>
     <w:p>
@@ -2589,12 +3354,32 @@
           <w:sz w:val="24"/>
         </w:rPr>
         <w:lastRenderedPageBreak/>
-        <w:t>가설 2: 평일보다 주말에 따릉이 사용량이 많을 것이다.</w:t>
-      </w:r>
-    </w:p>
-    <w:p>
-      <w:pPr>
-        <w:pStyle w:val="a6"/>
+        <w:t xml:space="preserve">가설 2: 평일보다 주말에 </w:t>
+      </w:r>
+      <w:proofErr w:type="spellStart"/>
+      <w:r>
+        <w:rPr>
+          <w:rFonts w:hint="eastAsia"/>
+          <w:b/>
+          <w:bCs/>
+          <w:sz w:val="24"/>
+        </w:rPr>
+        <w:t>따릉이</w:t>
+      </w:r>
+      <w:proofErr w:type="spellEnd"/>
+      <w:r>
+        <w:rPr>
+          <w:rFonts w:hint="eastAsia"/>
+          <w:b/>
+          <w:bCs/>
+          <w:sz w:val="24"/>
+        </w:rPr>
+        <w:t xml:space="preserve"> 사용량이 많을 것이다.</w:t>
+      </w:r>
+    </w:p>
+    <w:p>
+      <w:pPr>
+        <w:pStyle w:val="ListParagraph"/>
         <w:numPr>
           <w:ilvl w:val="0"/>
           <w:numId w:val="9"/>
@@ -2604,7 +3389,21 @@
         <w:rPr>
           <w:rFonts w:hint="eastAsia"/>
         </w:rPr>
-        <w:t>월별 요일에 따른 따릉이 이용건수 비교</w:t>
+        <w:t xml:space="preserve">월별 요일에 따른 </w:t>
+      </w:r>
+      <w:proofErr w:type="spellStart"/>
+      <w:r>
+        <w:rPr>
+          <w:rFonts w:hint="eastAsia"/>
+        </w:rPr>
+        <w:t>따릉이</w:t>
+      </w:r>
+      <w:proofErr w:type="spellEnd"/>
+      <w:r>
+        <w:rPr>
+          <w:rFonts w:hint="eastAsia"/>
+        </w:rPr>
+        <w:t xml:space="preserve"> 이용건수 비교</w:t>
       </w:r>
     </w:p>
     <w:p>
@@ -2712,14 +3511,22 @@
     </w:p>
     <w:p>
       <w:pPr>
-        <w:pStyle w:val="a6"/>
+        <w:pStyle w:val="ListParagraph"/>
         <w:numPr>
           <w:ilvl w:val="0"/>
           <w:numId w:val="13"/>
         </w:numPr>
       </w:pPr>
       <w:r>
-        <w:t>8-12월 일요일, 월요일이 비교적 다른 요일에 비해 따릉이 사용량 많지 않고, 세웠던 가설과 다르게 수요일 - 금요일, 즉 평일에 사용량이 많은 것을 확인할 수 있</w:t>
+        <w:t xml:space="preserve">8-12월 일요일, 월요일이 비교적 다른 요일에 비해 </w:t>
+      </w:r>
+      <w:proofErr w:type="spellStart"/>
+      <w:r>
+        <w:t>따릉이</w:t>
+      </w:r>
+      <w:proofErr w:type="spellEnd"/>
+      <w:r>
+        <w:t xml:space="preserve"> 사용량 많지 않고, 세웠던 가설과 다르게 수요일 - 금요일, 즉 평일에 사용량이 많은 것을 확인할 수 있</w:t>
       </w:r>
       <w:r>
         <w:rPr>
@@ -2730,7 +3537,7 @@
     </w:p>
     <w:p>
       <w:pPr>
-        <w:pStyle w:val="a6"/>
+        <w:pStyle w:val="ListParagraph"/>
         <w:numPr>
           <w:ilvl w:val="0"/>
           <w:numId w:val="13"/>
@@ -2746,7 +3553,15 @@
         <w:t>학생들의 방학기간인 8월과 12월에 사용량이 가장 적게 나타나는 것을 바탕으로 등하교나 출퇴근을</w:t>
       </w:r>
       <w:r>
-        <w:t xml:space="preserve"> 따릉이를 통해 하는 사람들이 많기 때문이라고 유추해볼 수 있</w:t>
+        <w:t xml:space="preserve"> </w:t>
+      </w:r>
+      <w:proofErr w:type="spellStart"/>
+      <w:r>
+        <w:t>따릉이를</w:t>
+      </w:r>
+      <w:proofErr w:type="spellEnd"/>
+      <w:r>
+        <w:t xml:space="preserve"> 통해 하는 사람들이 많기 때문이라고 유추해볼 수 있</w:t>
       </w:r>
       <w:r>
         <w:rPr>
@@ -2757,7 +3572,7 @@
     </w:p>
     <w:p>
       <w:pPr>
-        <w:pStyle w:val="a6"/>
+        <w:pStyle w:val="ListParagraph"/>
         <w:numPr>
           <w:ilvl w:val="0"/>
           <w:numId w:val="13"/>
@@ -2775,14 +3590,22 @@
     </w:p>
     <w:p>
       <w:pPr>
-        <w:pStyle w:val="a6"/>
+        <w:pStyle w:val="ListParagraph"/>
         <w:numPr>
           <w:ilvl w:val="0"/>
           <w:numId w:val="13"/>
         </w:numPr>
       </w:pPr>
       <w:r>
-        <w:t>그 이유는 8월에 첫째 주와 셋째 주, 다섯째 주에 많은 양의 비가 내렸기 때문에 많은 사람들이 따릉이를 사용하지 않았고, 10월에는 토요일에 다른 날들 보다 비교적 따</w:t>
+        <w:t xml:space="preserve">그 이유는 8월에 첫째 주와 셋째 주, 다섯째 주에 많은 양의 비가 내렸기 때문에 많은 사람들이 </w:t>
+      </w:r>
+      <w:proofErr w:type="spellStart"/>
+      <w:r>
+        <w:t>따릉이를</w:t>
+      </w:r>
+      <w:proofErr w:type="spellEnd"/>
+      <w:r>
+        <w:t xml:space="preserve"> 사용하지 않았고, 10월에는 토요일에 다른 날들 보다 비교적 따</w:t>
       </w:r>
       <w:r>
         <w:rPr>
@@ -2791,7 +3614,15 @@
         <w:t>뜻</w:t>
       </w:r>
       <w:r>
-        <w:t>한 날씨가 유지되었기 때문에 따릉이 사용량이 늘어났을 것으로 확인할 수 있음.</w:t>
+        <w:t xml:space="preserve">한 날씨가 유지되었기 때문에 </w:t>
+      </w:r>
+      <w:proofErr w:type="spellStart"/>
+      <w:r>
+        <w:t>따릉이</w:t>
+      </w:r>
+      <w:proofErr w:type="spellEnd"/>
+      <w:r>
+        <w:t xml:space="preserve"> 사용량이 늘어났을 것으로 확인할 수 있음.</w:t>
       </w:r>
     </w:p>
     <w:p>
@@ -2856,7 +3687,7 @@
     </w:p>
     <w:p>
       <w:pPr>
-        <w:pStyle w:val="a6"/>
+        <w:pStyle w:val="ListParagraph"/>
         <w:numPr>
           <w:ilvl w:val="0"/>
           <w:numId w:val="11"/>
@@ -2927,7 +3758,7 @@
     </w:p>
     <w:p>
       <w:pPr>
-        <w:pStyle w:val="a6"/>
+        <w:pStyle w:val="ListParagraph"/>
         <w:numPr>
           <w:ilvl w:val="0"/>
           <w:numId w:val="11"/>
@@ -2955,7 +3786,7 @@
           <w:noProof/>
         </w:rPr>
         <w:drawing>
-          <wp:inline distT="0" distB="0" distL="0" distR="0" wp14:anchorId="398A96F4" wp14:editId="2CC9E023">
+          <wp:inline distT="0" distB="0" distL="0" distR="0" wp14:anchorId="398A96F4" wp14:editId="3BAC9CF9">
             <wp:extent cx="5731510" cy="1902460"/>
             <wp:effectExtent l="0" t="0" r="0" b="2540"/>
             <wp:docPr id="41461392" name="그림 2" descr="텍스트, 스크린샷이(가) 표시된 사진&#10;&#10;자동 생성된 설명"/>
@@ -2999,7 +3830,7 @@
     </w:p>
     <w:p>
       <w:pPr>
-        <w:pStyle w:val="a6"/>
+        <w:pStyle w:val="ListParagraph"/>
         <w:numPr>
           <w:ilvl w:val="0"/>
           <w:numId w:val="11"/>
@@ -3132,12 +3963,32 @@
           <w:sz w:val="24"/>
         </w:rPr>
         <w:lastRenderedPageBreak/>
-        <w:t>가설 3: 강수량이 많은 날에 따릉이 사용량이 적을 것이다.</w:t>
-      </w:r>
-    </w:p>
-    <w:p>
-      <w:pPr>
-        <w:pStyle w:val="a6"/>
+        <w:t xml:space="preserve">가설 3: 강수량이 많은 날에 </w:t>
+      </w:r>
+      <w:proofErr w:type="spellStart"/>
+      <w:r>
+        <w:rPr>
+          <w:rFonts w:hint="eastAsia"/>
+          <w:b/>
+          <w:bCs/>
+          <w:sz w:val="24"/>
+        </w:rPr>
+        <w:t>따릉이</w:t>
+      </w:r>
+      <w:proofErr w:type="spellEnd"/>
+      <w:r>
+        <w:rPr>
+          <w:rFonts w:hint="eastAsia"/>
+          <w:b/>
+          <w:bCs/>
+          <w:sz w:val="24"/>
+        </w:rPr>
+        <w:t xml:space="preserve"> 사용량이 적을 것이다.</w:t>
+      </w:r>
+    </w:p>
+    <w:p>
+      <w:pPr>
+        <w:pStyle w:val="ListParagraph"/>
         <w:numPr>
           <w:ilvl w:val="0"/>
           <w:numId w:val="9"/>
@@ -3151,7 +4002,23 @@
           <w:rFonts w:hint="eastAsia"/>
           <w:sz w:val="24"/>
         </w:rPr>
-        <w:t>강수량에 따른 따릉이 이용건수</w:t>
+        <w:t xml:space="preserve">강수량에 따른 </w:t>
+      </w:r>
+      <w:proofErr w:type="spellStart"/>
+      <w:r>
+        <w:rPr>
+          <w:rFonts w:hint="eastAsia"/>
+          <w:sz w:val="24"/>
+        </w:rPr>
+        <w:t>따릉이</w:t>
+      </w:r>
+      <w:proofErr w:type="spellEnd"/>
+      <w:r>
+        <w:rPr>
+          <w:rFonts w:hint="eastAsia"/>
+          <w:sz w:val="24"/>
+        </w:rPr>
+        <w:t xml:space="preserve"> 이용건수</w:t>
       </w:r>
     </w:p>
     <w:p>
@@ -3160,7 +4027,7 @@
           <w:noProof/>
         </w:rPr>
         <w:drawing>
-          <wp:inline distT="0" distB="0" distL="0" distR="0" wp14:anchorId="1312FAA4" wp14:editId="7E44B467">
+          <wp:inline distT="0" distB="0" distL="0" distR="0" wp14:anchorId="1312FAA4" wp14:editId="6EC2A123">
             <wp:extent cx="2822575" cy="2016079"/>
             <wp:effectExtent l="0" t="0" r="0" b="3810"/>
             <wp:docPr id="2080543009" name="그림 42" descr="스크린샷, 텍스트, 도표, 그래프이(가) 표시된 사진&#10;&#10;자동 생성된 설명"/>
@@ -3206,7 +4073,7 @@
           <w:noProof/>
         </w:rPr>
         <w:drawing>
-          <wp:inline distT="0" distB="0" distL="0" distR="0" wp14:anchorId="63BACCCB" wp14:editId="31CC1B6B">
+          <wp:inline distT="0" distB="0" distL="0" distR="0" wp14:anchorId="63BACCCB" wp14:editId="69E419E7">
             <wp:extent cx="2819400" cy="2013814"/>
             <wp:effectExtent l="0" t="0" r="0" b="5715"/>
             <wp:docPr id="1033415649" name="그림 55" descr="텍스트, 스크린샷, 영수증, 라인이(가) 표시된 사진&#10;&#10;자동 생성된 설명"/>
@@ -3250,14 +4117,38 @@
     </w:p>
     <w:p>
       <w:pPr>
-        <w:pStyle w:val="a6"/>
+        <w:pStyle w:val="ListParagraph"/>
         <w:numPr>
           <w:ilvl w:val="0"/>
           <w:numId w:val="13"/>
         </w:numPr>
       </w:pPr>
       <w:r>
-        <w:t>강수량이 증가함에 따라 따릉이 이용량은 확연히 감소하고 있으며, 강수량이 0일 때 따릉이 이용 건수의 대부분이 분포하고 있음을 알 수 있</w:t>
+        <w:t xml:space="preserve">강수량이 증가함에 따라 </w:t>
+      </w:r>
+      <w:proofErr w:type="spellStart"/>
+      <w:r>
+        <w:t>따릉이</w:t>
+      </w:r>
+      <w:proofErr w:type="spellEnd"/>
+      <w:r>
+        <w:t xml:space="preserve"> </w:t>
+      </w:r>
+      <w:proofErr w:type="spellStart"/>
+      <w:r>
+        <w:t>이용량은</w:t>
+      </w:r>
+      <w:proofErr w:type="spellEnd"/>
+      <w:r>
+        <w:t xml:space="preserve"> 확연히 감소하고 있으며, 강수량이 0일 때 </w:t>
+      </w:r>
+      <w:proofErr w:type="spellStart"/>
+      <w:r>
+        <w:t>따릉이</w:t>
+      </w:r>
+      <w:proofErr w:type="spellEnd"/>
+      <w:r>
+        <w:t xml:space="preserve"> 이용 건수의 대부분이 분포하고 있음을 알 수 있</w:t>
       </w:r>
       <w:r>
         <w:rPr>
@@ -3268,14 +4159,22 @@
     </w:p>
     <w:p>
       <w:pPr>
-        <w:pStyle w:val="a6"/>
+        <w:pStyle w:val="ListParagraph"/>
         <w:numPr>
           <w:ilvl w:val="0"/>
           <w:numId w:val="13"/>
         </w:numPr>
       </w:pPr>
       <w:r>
-        <w:t>강수량이 증가함에 따라 따릉이 이용시간은 감소하고 있으며, 강수량이 0 부근일 때 대부분의 데이터가 분포함을 확인할 수 있</w:t>
+        <w:t xml:space="preserve">강수량이 증가함에 따라 </w:t>
+      </w:r>
+      <w:proofErr w:type="spellStart"/>
+      <w:r>
+        <w:t>따릉이</w:t>
+      </w:r>
+      <w:proofErr w:type="spellEnd"/>
+      <w:r>
+        <w:t xml:space="preserve"> 이용시간은 감소하고 있으며, 강수량이 0 부근일 때 대부분의 데이터가 분포함을 확인할 수 있</w:t>
       </w:r>
       <w:r>
         <w:rPr>
@@ -3286,14 +4185,30 @@
     </w:p>
     <w:p>
       <w:pPr>
-        <w:pStyle w:val="a6"/>
+        <w:pStyle w:val="ListParagraph"/>
         <w:numPr>
           <w:ilvl w:val="0"/>
           <w:numId w:val="13"/>
         </w:numPr>
       </w:pPr>
       <w:r>
-        <w:t>이는 비가 올 경우 따릉이 사용이 불편해지는 일반적인 패턴을 반영하여 강수량과 따릉이 사용량은 음의 상관관계를 보인다는 것을 확인할 수 있</w:t>
+        <w:t xml:space="preserve">이는 비가 올 경우 </w:t>
+      </w:r>
+      <w:proofErr w:type="spellStart"/>
+      <w:r>
+        <w:t>따릉이</w:t>
+      </w:r>
+      <w:proofErr w:type="spellEnd"/>
+      <w:r>
+        <w:t xml:space="preserve"> 사용이 불편해지는 일반적인 패턴을 반영하여 강수량과 </w:t>
+      </w:r>
+      <w:proofErr w:type="spellStart"/>
+      <w:r>
+        <w:t>따릉이</w:t>
+      </w:r>
+      <w:proofErr w:type="spellEnd"/>
+      <w:r>
+        <w:t xml:space="preserve"> 사용량은 음의 상관관계를 보인다는 것을 확인할 수 있</w:t>
       </w:r>
       <w:r>
         <w:rPr>
@@ -3330,12 +4245,32 @@
           <w:sz w:val="24"/>
         </w:rPr>
         <w:lastRenderedPageBreak/>
-        <w:t>가설 4: 연령대가 낮을수록 따릉이 사용량이 많을 것이다.</w:t>
-      </w:r>
-    </w:p>
-    <w:p>
-      <w:pPr>
-        <w:pStyle w:val="a6"/>
+        <w:t xml:space="preserve">가설 4: 연령대가 낮을수록 </w:t>
+      </w:r>
+      <w:proofErr w:type="spellStart"/>
+      <w:r>
+        <w:rPr>
+          <w:rFonts w:hint="eastAsia"/>
+          <w:b/>
+          <w:bCs/>
+          <w:sz w:val="24"/>
+        </w:rPr>
+        <w:t>따릉이</w:t>
+      </w:r>
+      <w:proofErr w:type="spellEnd"/>
+      <w:r>
+        <w:rPr>
+          <w:rFonts w:hint="eastAsia"/>
+          <w:b/>
+          <w:bCs/>
+          <w:sz w:val="24"/>
+        </w:rPr>
+        <w:t xml:space="preserve"> 사용량이 많을 것이다.</w:t>
+      </w:r>
+    </w:p>
+    <w:p>
+      <w:pPr>
+        <w:pStyle w:val="ListParagraph"/>
         <w:numPr>
           <w:ilvl w:val="0"/>
           <w:numId w:val="9"/>
@@ -3349,7 +4284,23 @@
           <w:rFonts w:hint="eastAsia"/>
           <w:sz w:val="24"/>
         </w:rPr>
-        <w:t>연령대에 따른 따릉이 이용건수 비교</w:t>
+        <w:t xml:space="preserve">연령대에 따른 </w:t>
+      </w:r>
+      <w:proofErr w:type="spellStart"/>
+      <w:r>
+        <w:rPr>
+          <w:rFonts w:hint="eastAsia"/>
+          <w:sz w:val="24"/>
+        </w:rPr>
+        <w:t>따릉이</w:t>
+      </w:r>
+      <w:proofErr w:type="spellEnd"/>
+      <w:r>
+        <w:rPr>
+          <w:rFonts w:hint="eastAsia"/>
+          <w:sz w:val="24"/>
+        </w:rPr>
+        <w:t xml:space="preserve"> 이용건수 비교</w:t>
       </w:r>
     </w:p>
     <w:p>
@@ -3452,7 +4403,7 @@
     </w:p>
     <w:p>
       <w:pPr>
-        <w:pStyle w:val="a6"/>
+        <w:pStyle w:val="ListParagraph"/>
         <w:numPr>
           <w:ilvl w:val="0"/>
           <w:numId w:val="13"/>
@@ -3462,7 +4413,21 @@
         <w:rPr>
           <w:rFonts w:hint="eastAsia"/>
         </w:rPr>
-        <w:t>20대, 30대, 40대, 50대, 60대, 10대, 70대 순으로 따릉이 이용건수가 많음.</w:t>
+        <w:t xml:space="preserve">20대, 30대, 40대, 50대, 60대, 10대, 70대 순으로 </w:t>
+      </w:r>
+      <w:proofErr w:type="spellStart"/>
+      <w:r>
+        <w:rPr>
+          <w:rFonts w:hint="eastAsia"/>
+        </w:rPr>
+        <w:t>따릉이</w:t>
+      </w:r>
+      <w:proofErr w:type="spellEnd"/>
+      <w:r>
+        <w:rPr>
+          <w:rFonts w:hint="eastAsia"/>
+        </w:rPr>
+        <w:t xml:space="preserve"> 이용건수가 많음.</w:t>
       </w:r>
       <w:r>
         <w:rPr>
@@ -3474,7 +4439,7 @@
     </w:p>
     <w:p>
       <w:pPr>
-        <w:pStyle w:val="a6"/>
+        <w:pStyle w:val="ListParagraph"/>
         <w:numPr>
           <w:ilvl w:val="0"/>
           <w:numId w:val="13"/>
@@ -3484,7 +4449,35 @@
         <w:rPr>
           <w:rFonts w:hint="eastAsia"/>
         </w:rPr>
-        <w:t>어릴수록 따릉이 이용량이 많은 편임.</w:t>
+        <w:t xml:space="preserve">어릴수록 </w:t>
+      </w:r>
+      <w:proofErr w:type="spellStart"/>
+      <w:r>
+        <w:rPr>
+          <w:rFonts w:hint="eastAsia"/>
+        </w:rPr>
+        <w:t>따릉이</w:t>
+      </w:r>
+      <w:proofErr w:type="spellEnd"/>
+      <w:r>
+        <w:rPr>
+          <w:rFonts w:hint="eastAsia"/>
+        </w:rPr>
+        <w:t xml:space="preserve"> </w:t>
+      </w:r>
+      <w:proofErr w:type="spellStart"/>
+      <w:r>
+        <w:rPr>
+          <w:rFonts w:hint="eastAsia"/>
+        </w:rPr>
+        <w:t>이용량이</w:t>
+      </w:r>
+      <w:proofErr w:type="spellEnd"/>
+      <w:r>
+        <w:rPr>
+          <w:rFonts w:hint="eastAsia"/>
+        </w:rPr>
+        <w:t xml:space="preserve"> 많은 편임.</w:t>
       </w:r>
     </w:p>
     <w:p>
@@ -3494,7 +4487,7 @@
     </w:p>
     <w:p>
       <w:pPr>
-        <w:pStyle w:val="a6"/>
+        <w:pStyle w:val="ListParagraph"/>
         <w:numPr>
           <w:ilvl w:val="0"/>
           <w:numId w:val="9"/>
@@ -3504,7 +4497,21 @@
         <w:rPr>
           <w:rFonts w:hint="eastAsia"/>
         </w:rPr>
-        <w:t>연령대에 따른 따릉이 이용시간</w:t>
+        <w:t xml:space="preserve">연령대에 따른 </w:t>
+      </w:r>
+      <w:proofErr w:type="spellStart"/>
+      <w:r>
+        <w:rPr>
+          <w:rFonts w:hint="eastAsia"/>
+        </w:rPr>
+        <w:t>따릉이</w:t>
+      </w:r>
+      <w:proofErr w:type="spellEnd"/>
+      <w:r>
+        <w:rPr>
+          <w:rFonts w:hint="eastAsia"/>
+        </w:rPr>
+        <w:t xml:space="preserve"> 이용시간</w:t>
       </w:r>
     </w:p>
     <w:p>
@@ -3606,19 +4613,27 @@
     </w:p>
     <w:p>
       <w:pPr>
-        <w:pStyle w:val="a6"/>
+        <w:pStyle w:val="ListParagraph"/>
         <w:numPr>
           <w:ilvl w:val="0"/>
           <w:numId w:val="13"/>
         </w:numPr>
       </w:pPr>
       <w:r>
-        <w:t>20대의 이용건수가 가장 많았던 것에 비해, 이용시간은 다른 연령대와 비슷한 범위(0분 ~ 1500분 부근)에 집중되어 있다.</w:t>
-      </w:r>
-    </w:p>
-    <w:p>
-      <w:pPr>
-        <w:pStyle w:val="a6"/>
+        <w:t>20대의 이용건수가 가장 많았던 것에 비해, 이용시간은 다른 연령대와 비슷한 범위(0분 ~ 1500분 부근)</w:t>
+      </w:r>
+      <w:proofErr w:type="spellStart"/>
+      <w:r>
+        <w:t>에</w:t>
+      </w:r>
+      <w:proofErr w:type="spellEnd"/>
+      <w:r>
+        <w:t xml:space="preserve"> 집중되어 있다.</w:t>
+      </w:r>
+    </w:p>
+    <w:p>
+      <w:pPr>
+        <w:pStyle w:val="ListParagraph"/>
         <w:numPr>
           <w:ilvl w:val="0"/>
           <w:numId w:val="13"/>
@@ -3647,12 +4662,32 @@
           <w:sz w:val="24"/>
         </w:rPr>
         <w:lastRenderedPageBreak/>
-        <w:t>가설 5: 미세먼지가 많은 날보다 적은 날에 따릉이 사용량이 많을 것이다.</w:t>
-      </w:r>
-    </w:p>
-    <w:p>
-      <w:pPr>
-        <w:pStyle w:val="a6"/>
+        <w:t xml:space="preserve">가설 5: 미세먼지가 많은 날보다 적은 날에 </w:t>
+      </w:r>
+      <w:proofErr w:type="spellStart"/>
+      <w:r>
+        <w:rPr>
+          <w:rFonts w:hint="eastAsia"/>
+          <w:b/>
+          <w:bCs/>
+          <w:sz w:val="24"/>
+        </w:rPr>
+        <w:t>따릉이</w:t>
+      </w:r>
+      <w:proofErr w:type="spellEnd"/>
+      <w:r>
+        <w:rPr>
+          <w:rFonts w:hint="eastAsia"/>
+          <w:b/>
+          <w:bCs/>
+          <w:sz w:val="24"/>
+        </w:rPr>
+        <w:t xml:space="preserve"> 사용량이 많을 것이다.</w:t>
+      </w:r>
+    </w:p>
+    <w:p>
+      <w:pPr>
+        <w:pStyle w:val="ListParagraph"/>
         <w:numPr>
           <w:ilvl w:val="0"/>
           <w:numId w:val="9"/>
@@ -3817,7 +4852,7 @@
     </w:p>
     <w:p>
       <w:pPr>
-        <w:pStyle w:val="a6"/>
+        <w:pStyle w:val="ListParagraph"/>
         <w:numPr>
           <w:ilvl w:val="0"/>
           <w:numId w:val="13"/>
@@ -3841,7 +4876,7 @@
     </w:p>
     <w:p>
       <w:pPr>
-        <w:pStyle w:val="a6"/>
+        <w:pStyle w:val="ListParagraph"/>
         <w:numPr>
           <w:ilvl w:val="0"/>
           <w:numId w:val="13"/>
@@ -3886,7 +4921,7 @@
     </w:p>
     <w:p>
       <w:pPr>
-        <w:pStyle w:val="a6"/>
+        <w:pStyle w:val="ListParagraph"/>
         <w:numPr>
           <w:ilvl w:val="0"/>
           <w:numId w:val="9"/>
@@ -3897,7 +4932,21 @@
           <w:rFonts w:hint="eastAsia"/>
         </w:rPr>
         <w:lastRenderedPageBreak/>
-        <w:t>미세먼지에 따른 따릉이 이용건수 비교</w:t>
+        <w:t xml:space="preserve">미세먼지에 따른 </w:t>
+      </w:r>
+      <w:proofErr w:type="spellStart"/>
+      <w:r>
+        <w:rPr>
+          <w:rFonts w:hint="eastAsia"/>
+        </w:rPr>
+        <w:t>따릉이</w:t>
+      </w:r>
+      <w:proofErr w:type="spellEnd"/>
+      <w:r>
+        <w:rPr>
+          <w:rFonts w:hint="eastAsia"/>
+        </w:rPr>
+        <w:t xml:space="preserve"> 이용건수 비교</w:t>
       </w:r>
       <w:r>
         <w:rPr>
@@ -4079,7 +5128,7 @@
     </w:p>
     <w:p>
       <w:pPr>
-        <w:pStyle w:val="a6"/>
+        <w:pStyle w:val="ListParagraph"/>
         <w:numPr>
           <w:ilvl w:val="0"/>
           <w:numId w:val="13"/>
@@ -4101,12 +5150,26 @@
         <w:rPr>
           <w:rFonts w:hint="eastAsia"/>
         </w:rPr>
-        <w:t xml:space="preserve">에 따른 따릉이 이용건수를 분석해 보고자 함. </w:t>
-      </w:r>
-    </w:p>
-    <w:p>
-      <w:pPr>
-        <w:pStyle w:val="a6"/>
+        <w:t xml:space="preserve">에 따른 </w:t>
+      </w:r>
+      <w:proofErr w:type="spellStart"/>
+      <w:r>
+        <w:rPr>
+          <w:rFonts w:hint="eastAsia"/>
+        </w:rPr>
+        <w:t>따릉이</w:t>
+      </w:r>
+      <w:proofErr w:type="spellEnd"/>
+      <w:r>
+        <w:rPr>
+          <w:rFonts w:hint="eastAsia"/>
+        </w:rPr>
+        <w:t xml:space="preserve"> 이용건수를 분석해 보고자 함. </w:t>
+      </w:r>
+    </w:p>
+    <w:p>
+      <w:pPr>
+        <w:pStyle w:val="ListParagraph"/>
         <w:numPr>
           <w:ilvl w:val="0"/>
           <w:numId w:val="13"/>
@@ -4133,7 +5196,7 @@
     </w:p>
     <w:p>
       <w:pPr>
-        <w:pStyle w:val="a6"/>
+        <w:pStyle w:val="ListParagraph"/>
         <w:numPr>
           <w:ilvl w:val="0"/>
           <w:numId w:val="13"/>
@@ -4149,7 +5212,49 @@
         <w:rPr>
           <w:rFonts w:hint="eastAsia"/>
         </w:rPr>
-        <w:t>가 10 ~ 30일 때 따릉이 이용건수가 꽤 있는 편이고 40 ~ 60일 때 쯤에는 따릉이 이용건수가 많지 않음</w:t>
+        <w:t xml:space="preserve">가 10 ~ 30일 때 </w:t>
+      </w:r>
+      <w:proofErr w:type="spellStart"/>
+      <w:r>
+        <w:rPr>
+          <w:rFonts w:hint="eastAsia"/>
+        </w:rPr>
+        <w:t>따릉이</w:t>
+      </w:r>
+      <w:proofErr w:type="spellEnd"/>
+      <w:r>
+        <w:rPr>
+          <w:rFonts w:hint="eastAsia"/>
+        </w:rPr>
+        <w:t xml:space="preserve"> 이용건수가 꽤 있는 편이고 40 ~ 60일 때 </w:t>
+      </w:r>
+      <w:proofErr w:type="spellStart"/>
+      <w:r>
+        <w:rPr>
+          <w:rFonts w:hint="eastAsia"/>
+        </w:rPr>
+        <w:t>쯤에는</w:t>
+      </w:r>
+      <w:proofErr w:type="spellEnd"/>
+      <w:r>
+        <w:rPr>
+          <w:rFonts w:hint="eastAsia"/>
+        </w:rPr>
+        <w:t xml:space="preserve"> </w:t>
+      </w:r>
+      <w:proofErr w:type="spellStart"/>
+      <w:r>
+        <w:rPr>
+          <w:rFonts w:hint="eastAsia"/>
+        </w:rPr>
+        <w:t>따릉이</w:t>
+      </w:r>
+      <w:proofErr w:type="spellEnd"/>
+      <w:r>
+        <w:rPr>
+          <w:rFonts w:hint="eastAsia"/>
+        </w:rPr>
+        <w:t xml:space="preserve"> 이용건수가 많지 않음</w:t>
       </w:r>
       <w:r>
         <w:rPr>
@@ -4160,7 +5265,7 @@
     </w:p>
     <w:p>
       <w:pPr>
-        <w:pStyle w:val="a6"/>
+        <w:pStyle w:val="ListParagraph"/>
         <w:numPr>
           <w:ilvl w:val="0"/>
           <w:numId w:val="13"/>
@@ -4170,12 +5275,54 @@
         <w:rPr>
           <w:rFonts w:hint="eastAsia"/>
         </w:rPr>
-        <w:t>초미세먼지는 0 ~ 20일 때 따릉이 이용건수가 꽤 있는 편이고 30~50일 때 쯤에는 따릉이 이용건수가 많지 않음.</w:t>
-      </w:r>
-    </w:p>
-    <w:p>
-      <w:pPr>
-        <w:pStyle w:val="a6"/>
+        <w:t xml:space="preserve">초미세먼지는 0 ~ 20일 때 </w:t>
+      </w:r>
+      <w:proofErr w:type="spellStart"/>
+      <w:r>
+        <w:rPr>
+          <w:rFonts w:hint="eastAsia"/>
+        </w:rPr>
+        <w:t>따릉이</w:t>
+      </w:r>
+      <w:proofErr w:type="spellEnd"/>
+      <w:r>
+        <w:rPr>
+          <w:rFonts w:hint="eastAsia"/>
+        </w:rPr>
+        <w:t xml:space="preserve"> 이용건수가 꽤 있는 편이고 30~50일 때 </w:t>
+      </w:r>
+      <w:proofErr w:type="spellStart"/>
+      <w:r>
+        <w:rPr>
+          <w:rFonts w:hint="eastAsia"/>
+        </w:rPr>
+        <w:t>쯤에는</w:t>
+      </w:r>
+      <w:proofErr w:type="spellEnd"/>
+      <w:r>
+        <w:rPr>
+          <w:rFonts w:hint="eastAsia"/>
+        </w:rPr>
+        <w:t xml:space="preserve"> </w:t>
+      </w:r>
+      <w:proofErr w:type="spellStart"/>
+      <w:r>
+        <w:rPr>
+          <w:rFonts w:hint="eastAsia"/>
+        </w:rPr>
+        <w:t>따릉이</w:t>
+      </w:r>
+      <w:proofErr w:type="spellEnd"/>
+      <w:r>
+        <w:rPr>
+          <w:rFonts w:hint="eastAsia"/>
+        </w:rPr>
+        <w:t xml:space="preserve"> 이용건수가 많지 않음.</w:t>
+      </w:r>
+    </w:p>
+    <w:p>
+      <w:pPr>
+        <w:pStyle w:val="ListParagraph"/>
         <w:numPr>
           <w:ilvl w:val="0"/>
           <w:numId w:val="13"/>
@@ -4193,11 +5340,19 @@
         </w:rPr>
         <w:t xml:space="preserve">와 초미세먼지 농도가 </w:t>
       </w:r>
-      <w:r>
-        <w:rPr>
-          <w:rFonts w:hint="eastAsia"/>
-        </w:rPr>
-        <w:t>따릉이 사용량에 영향을 미친다</w:t>
+      <w:proofErr w:type="spellStart"/>
+      <w:r>
+        <w:rPr>
+          <w:rFonts w:hint="eastAsia"/>
+        </w:rPr>
+        <w:t>따릉이</w:t>
+      </w:r>
+      <w:proofErr w:type="spellEnd"/>
+      <w:r>
+        <w:rPr>
+          <w:rFonts w:hint="eastAsia"/>
+        </w:rPr>
+        <w:t xml:space="preserve"> 사용량에 영향을 미친다</w:t>
       </w:r>
       <w:r>
         <w:rPr>
@@ -4210,12 +5365,13 @@
     <w:p/>
     <w:p>
       <w:pPr>
-        <w:pStyle w:val="a6"/>
+        <w:pStyle w:val="ListParagraph"/>
         <w:numPr>
           <w:ilvl w:val="0"/>
           <w:numId w:val="9"/>
         </w:numPr>
       </w:pPr>
+      <w:proofErr w:type="spellStart"/>
       <w:r>
         <w:t>Fine_dust</w:t>
       </w:r>
@@ -4223,10 +5379,25 @@
         <w:rPr>
           <w:rFonts w:hint="eastAsia"/>
         </w:rPr>
-        <w:t xml:space="preserve">를 </w:t>
-      </w:r>
-      <w:r>
-        <w:t>“worst”, “bad”, “so so”, “good”</w:t>
+        <w:t>를</w:t>
+      </w:r>
+      <w:proofErr w:type="spellEnd"/>
+      <w:r>
+        <w:rPr>
+          <w:rFonts w:hint="eastAsia"/>
+        </w:rPr>
+        <w:t xml:space="preserve"> </w:t>
+      </w:r>
+      <w:r>
+        <w:t xml:space="preserve">“worst”, “bad”, “so </w:t>
+      </w:r>
+      <w:proofErr w:type="spellStart"/>
+      <w:r>
+        <w:t>so</w:t>
+      </w:r>
+      <w:proofErr w:type="spellEnd"/>
+      <w:r>
+        <w:t>”, “good”</w:t>
       </w:r>
       <w:r>
         <w:rPr>
@@ -4297,7 +5468,7 @@
           <w:noProof/>
         </w:rPr>
         <w:drawing>
-          <wp:inline distT="0" distB="0" distL="0" distR="0" wp14:anchorId="69F09271" wp14:editId="6A7BFDFF">
+          <wp:inline distT="0" distB="0" distL="0" distR="0" wp14:anchorId="69F09271" wp14:editId="19C9B2FB">
             <wp:extent cx="5731510" cy="1157605"/>
             <wp:effectExtent l="0" t="0" r="0" b="0"/>
             <wp:docPr id="136667427" name="그림 5" descr="텍스트, 폰트, 스크린샷이(가) 표시된 사진&#10;&#10;자동 생성된 설명"/>
@@ -4404,7 +5575,7 @@
     </w:p>
     <w:p>
       <w:pPr>
-        <w:pStyle w:val="a6"/>
+        <w:pStyle w:val="ListParagraph"/>
         <w:numPr>
           <w:ilvl w:val="0"/>
           <w:numId w:val="13"/>
@@ -4420,7 +5591,15 @@
         <w:t xml:space="preserve">그룹이 가장 많을 것이라고 예상했던 것과는 달리 </w:t>
       </w:r>
       <w:r>
-        <w:t>“so so”</w:t>
+        <w:t xml:space="preserve">“so </w:t>
+      </w:r>
+      <w:proofErr w:type="spellStart"/>
+      <w:r>
+        <w:t>so</w:t>
+      </w:r>
+      <w:proofErr w:type="spellEnd"/>
+      <w:r>
+        <w:t>”</w:t>
       </w:r>
       <w:r>
         <w:rPr>
@@ -4431,7 +5610,7 @@
     </w:p>
     <w:p>
       <w:pPr>
-        <w:pStyle w:val="a6"/>
+        <w:pStyle w:val="ListParagraph"/>
         <w:numPr>
           <w:ilvl w:val="0"/>
           <w:numId w:val="13"/>
@@ -4459,7 +5638,7 @@
         </w:rPr>
         <w:lastRenderedPageBreak/>
         <w:drawing>
-          <wp:inline distT="0" distB="0" distL="0" distR="0" wp14:anchorId="6E57683E" wp14:editId="68CF0EE9">
+          <wp:inline distT="0" distB="0" distL="0" distR="0" wp14:anchorId="6E57683E" wp14:editId="431F1086">
             <wp:extent cx="5731510" cy="3589234"/>
             <wp:effectExtent l="0" t="0" r="0" b="5080"/>
             <wp:docPr id="1365892953" name="그림 7" descr="텍스트, 스크린샷, 폰트, 번호이(가) 표시된 사진&#10;&#10;자동 생성된 설명"/>
@@ -4729,15 +5908,17 @@
     </w:p>
     <w:p>
       <w:pPr>
-        <w:pStyle w:val="a6"/>
+        <w:pStyle w:val="ListParagraph"/>
         <w:numPr>
           <w:ilvl w:val="0"/>
           <w:numId w:val="13"/>
         </w:numPr>
       </w:pPr>
+      <w:proofErr w:type="spellStart"/>
       <w:r>
         <w:t>fine_dust_level</w:t>
       </w:r>
+      <w:proofErr w:type="spellEnd"/>
       <w:r>
         <w:rPr>
           <w:rFonts w:hint="eastAsia"/>
@@ -4781,7 +5962,15 @@
         <w:t xml:space="preserve">이고 </w:t>
       </w:r>
       <w:r>
-        <w:t>“so so”</w:t>
+        <w:t xml:space="preserve">“so </w:t>
+      </w:r>
+      <w:proofErr w:type="spellStart"/>
+      <w:r>
+        <w:t>so</w:t>
+      </w:r>
+      <w:proofErr w:type="spellEnd"/>
+      <w:r>
+        <w:t>”</w:t>
       </w:r>
       <w:r>
         <w:rPr>
@@ -4801,7 +5990,7 @@
     </w:p>
     <w:p>
       <w:pPr>
-        <w:pStyle w:val="a6"/>
+        <w:pStyle w:val="ListParagraph"/>
         <w:numPr>
           <w:ilvl w:val="0"/>
           <w:numId w:val="13"/>
@@ -4820,13 +6009,41 @@
         <w:rPr>
           <w:rFonts w:hint="eastAsia"/>
         </w:rPr>
-        <w:t>그룹의 따릉이 이용량이 가장 많지 않았던 이유가 강수량의 영향을 받았다는 것을 알 수 있음.</w:t>
+        <w:t xml:space="preserve">그룹의 </w:t>
+      </w:r>
+      <w:proofErr w:type="spellStart"/>
+      <w:r>
+        <w:rPr>
+          <w:rFonts w:hint="eastAsia"/>
+        </w:rPr>
+        <w:t>따릉이</w:t>
+      </w:r>
+      <w:proofErr w:type="spellEnd"/>
+      <w:r>
+        <w:rPr>
+          <w:rFonts w:hint="eastAsia"/>
+        </w:rPr>
+        <w:t xml:space="preserve"> </w:t>
+      </w:r>
+      <w:proofErr w:type="spellStart"/>
+      <w:r>
+        <w:rPr>
+          <w:rFonts w:hint="eastAsia"/>
+        </w:rPr>
+        <w:t>이용량이</w:t>
+      </w:r>
+      <w:proofErr w:type="spellEnd"/>
+      <w:r>
+        <w:rPr>
+          <w:rFonts w:hint="eastAsia"/>
+        </w:rPr>
+        <w:t xml:space="preserve"> 가장 많지 않았던 이유가 강수량의 영향을 받았다는 것을 알 수 있음.</w:t>
       </w:r>
     </w:p>
     <w:p/>
     <w:p>
       <w:pPr>
-        <w:pStyle w:val="a6"/>
+        <w:pStyle w:val="ListParagraph"/>
         <w:numPr>
           <w:ilvl w:val="0"/>
           <w:numId w:val="9"/>
@@ -4835,12 +6052,21 @@
           <w:sz w:val="24"/>
         </w:rPr>
       </w:pPr>
+      <w:proofErr w:type="spellStart"/>
       <w:r>
         <w:rPr>
           <w:rFonts w:hint="eastAsia"/>
           <w:sz w:val="24"/>
         </w:rPr>
-        <w:t xml:space="preserve">따릉이 </w:t>
+        <w:t>따릉이</w:t>
+      </w:r>
+      <w:proofErr w:type="spellEnd"/>
+      <w:r>
+        <w:rPr>
+          <w:rFonts w:hint="eastAsia"/>
+          <w:sz w:val="24"/>
+        </w:rPr>
+        <w:t xml:space="preserve"> </w:t>
       </w:r>
       <w:r>
         <w:rPr>
@@ -4915,7 +6141,7 @@
     </w:p>
     <w:p>
       <w:pPr>
-        <w:pStyle w:val="a6"/>
+        <w:pStyle w:val="ListParagraph"/>
         <w:numPr>
           <w:ilvl w:val="0"/>
           <w:numId w:val="13"/>
@@ -4931,12 +6157,26 @@
         <w:rPr>
           <w:rFonts w:hint="eastAsia"/>
         </w:rPr>
-        <w:t>이동 거리가 더 길고 이용량이 훨씬 많음을 알 수 있음.</w:t>
-      </w:r>
-    </w:p>
-    <w:p>
-      <w:pPr>
-        <w:pStyle w:val="a6"/>
+        <w:t xml:space="preserve">이동 거리가 더 길고 </w:t>
+      </w:r>
+      <w:proofErr w:type="spellStart"/>
+      <w:r>
+        <w:rPr>
+          <w:rFonts w:hint="eastAsia"/>
+        </w:rPr>
+        <w:t>이용량이</w:t>
+      </w:r>
+      <w:proofErr w:type="spellEnd"/>
+      <w:r>
+        <w:rPr>
+          <w:rFonts w:hint="eastAsia"/>
+        </w:rPr>
+        <w:t xml:space="preserve"> 훨씬 많음을 알 수 있음.</w:t>
+      </w:r>
+    </w:p>
+    <w:p>
+      <w:pPr>
+        <w:pStyle w:val="ListParagraph"/>
         <w:numPr>
           <w:ilvl w:val="0"/>
           <w:numId w:val="13"/>
@@ -5001,7 +6241,7 @@
     </w:p>
     <w:p>
       <w:pPr>
-        <w:pStyle w:val="a6"/>
+        <w:pStyle w:val="ListParagraph"/>
         <w:numPr>
           <w:ilvl w:val="0"/>
           <w:numId w:val="6"/>
@@ -5032,11 +6272,33 @@
           <w:szCs w:val="22"/>
         </w:rPr>
       </w:pPr>
-      <w:r>
-        <w:rPr>
-          <w:szCs w:val="22"/>
-        </w:rPr>
-        <w:t>따릉이 이용량에 영향을 미치는 주요 요인으로 강수량, 기온, 미세먼지 등을 종합적으로 분석한 결과, 이들 변수 간의 상호작용이 이용 패턴에 중요한 영향을 미친다는 점이 확인되었습니다.</w:t>
+      <w:proofErr w:type="spellStart"/>
+      <w:r>
+        <w:rPr>
+          <w:szCs w:val="22"/>
+        </w:rPr>
+        <w:t>따릉이</w:t>
+      </w:r>
+      <w:proofErr w:type="spellEnd"/>
+      <w:r>
+        <w:rPr>
+          <w:szCs w:val="22"/>
+        </w:rPr>
+        <w:t xml:space="preserve"> </w:t>
+      </w:r>
+      <w:proofErr w:type="spellStart"/>
+      <w:r>
+        <w:rPr>
+          <w:szCs w:val="22"/>
+        </w:rPr>
+        <w:t>이용량에</w:t>
+      </w:r>
+      <w:proofErr w:type="spellEnd"/>
+      <w:r>
+        <w:rPr>
+          <w:szCs w:val="22"/>
+        </w:rPr>
+        <w:t xml:space="preserve"> 영향을 미치는 주요 요인으로 강수량, 기온, 미세먼지 등을 종합적으로 분석한 결과, 이들 변수 간의 상호작용이 이용 패턴에 중요한 영향을 미친다는 점이 확인되었습니다.</w:t>
       </w:r>
     </w:p>
     <w:p>
@@ -5058,7 +6320,63 @@
         <w:rPr>
           <w:szCs w:val="22"/>
         </w:rPr>
-        <w:t>먼저, 강수량은 따릉이 이용량 감소에 가장 큰 부정적 영향을 미치는 변수로 나타났습니다. 강수량이 많아질수록 따릉이 이용 건수는 감소하며, 이용 시간 또한 줄어드는 경향을 보였습니다. 이는 비가 내릴 경우 자전거 이용이 불편해지고, 도로의 미끄러움 등 안전상의 이유로 자전거 이용이 제한되기 때문입니다. 특히, 강수량이 20mm 이상일 때는 이용량 감소가 더욱 급격하게 나타났습니다.</w:t>
+        <w:t xml:space="preserve">먼저, 강수량은 </w:t>
+      </w:r>
+      <w:proofErr w:type="spellStart"/>
+      <w:r>
+        <w:rPr>
+          <w:szCs w:val="22"/>
+        </w:rPr>
+        <w:t>따릉이</w:t>
+      </w:r>
+      <w:proofErr w:type="spellEnd"/>
+      <w:r>
+        <w:rPr>
+          <w:szCs w:val="22"/>
+        </w:rPr>
+        <w:t xml:space="preserve"> </w:t>
+      </w:r>
+      <w:proofErr w:type="spellStart"/>
+      <w:r>
+        <w:rPr>
+          <w:szCs w:val="22"/>
+        </w:rPr>
+        <w:t>이용량</w:t>
+      </w:r>
+      <w:proofErr w:type="spellEnd"/>
+      <w:r>
+        <w:rPr>
+          <w:szCs w:val="22"/>
+        </w:rPr>
+        <w:t xml:space="preserve"> 감소에 가장 큰 부정적 영향을 미치는 변수로 나타났습니다. 강수량이 많아질수록 </w:t>
+      </w:r>
+      <w:proofErr w:type="spellStart"/>
+      <w:r>
+        <w:rPr>
+          <w:szCs w:val="22"/>
+        </w:rPr>
+        <w:t>따릉이</w:t>
+      </w:r>
+      <w:proofErr w:type="spellEnd"/>
+      <w:r>
+        <w:rPr>
+          <w:szCs w:val="22"/>
+        </w:rPr>
+        <w:t xml:space="preserve"> 이용 건수는 감소하며, 이용 시간 또한 줄어드는 경향을 보였습니다. 이는 비가 내릴 경우 자전거 이용이 불편해지고, 도로의 미끄러움 등 안전상의 이유로 자전거 이용이 제한되기 때문입니다. 특히, 강수량이 20mm 이상일 때는 </w:t>
+      </w:r>
+      <w:proofErr w:type="spellStart"/>
+      <w:r>
+        <w:rPr>
+          <w:szCs w:val="22"/>
+        </w:rPr>
+        <w:t>이용량</w:t>
+      </w:r>
+      <w:proofErr w:type="spellEnd"/>
+      <w:r>
+        <w:rPr>
+          <w:szCs w:val="22"/>
+        </w:rPr>
+        <w:t xml:space="preserve"> 감소가 더욱 급격하게 나타났습니다.</w:t>
       </w:r>
     </w:p>
     <w:p>
@@ -5080,7 +6398,63 @@
         <w:rPr>
           <w:szCs w:val="22"/>
         </w:rPr>
-        <w:t>기온 또한 따릉이 이용량에 중요한 영향을 미쳤습니다. 분석 결과, 기온이 온화한 20~25°C 범위에서 이용량이 가장 높은 수준을 보였으며, 기온이 낮아지거나(10°C 이하) 지나치게 높아질 경우(30°C 이상) 이용량은 감소하는 경향을 보였습니다. 이는 낮은 기온에서는 추위로 인해 야외 활동이 줄어들고, 높은 기온에서는 더위로 인해 외부 활동을 기피하는 사용자 행동 패턴을 반영합니다.</w:t>
+        <w:t xml:space="preserve">기온 또한 </w:t>
+      </w:r>
+      <w:proofErr w:type="spellStart"/>
+      <w:r>
+        <w:rPr>
+          <w:szCs w:val="22"/>
+        </w:rPr>
+        <w:t>따릉이</w:t>
+      </w:r>
+      <w:proofErr w:type="spellEnd"/>
+      <w:r>
+        <w:rPr>
+          <w:szCs w:val="22"/>
+        </w:rPr>
+        <w:t xml:space="preserve"> </w:t>
+      </w:r>
+      <w:proofErr w:type="spellStart"/>
+      <w:r>
+        <w:rPr>
+          <w:szCs w:val="22"/>
+        </w:rPr>
+        <w:t>이용량에</w:t>
+      </w:r>
+      <w:proofErr w:type="spellEnd"/>
+      <w:r>
+        <w:rPr>
+          <w:szCs w:val="22"/>
+        </w:rPr>
+        <w:t xml:space="preserve"> 중요한 영향을 미쳤습니다. 분석 결과, 기온이 온화한 20~25°C 범위에서 </w:t>
+      </w:r>
+      <w:proofErr w:type="spellStart"/>
+      <w:r>
+        <w:rPr>
+          <w:szCs w:val="22"/>
+        </w:rPr>
+        <w:t>이용량이</w:t>
+      </w:r>
+      <w:proofErr w:type="spellEnd"/>
+      <w:r>
+        <w:rPr>
+          <w:szCs w:val="22"/>
+        </w:rPr>
+        <w:t xml:space="preserve"> 가장 높은 수준을 보였으며, 기온이 낮아지거나(10°C 이하) 지나치게 높아질 경우(30°C 이상) </w:t>
+      </w:r>
+      <w:proofErr w:type="spellStart"/>
+      <w:r>
+        <w:rPr>
+          <w:szCs w:val="22"/>
+        </w:rPr>
+        <w:t>이용량은</w:t>
+      </w:r>
+      <w:proofErr w:type="spellEnd"/>
+      <w:r>
+        <w:rPr>
+          <w:szCs w:val="22"/>
+        </w:rPr>
+        <w:t xml:space="preserve"> 감소하는 경향을 보였습니다. 이는 낮은 기온에서는 추위로 인해 야외 활동이 줄어들고, 높은 기온에서는 더위로 인해 외부 활동을 기피하는 사용자 행동 패턴을 반영합니다.</w:t>
       </w:r>
     </w:p>
     <w:p>
@@ -5102,7 +6476,91 @@
         <w:rPr>
           <w:szCs w:val="22"/>
         </w:rPr>
-        <w:t>미세먼지와 초미세먼지 역시 따릉이 이용량에 부정적인 영향을 미치는 변수로 확인되었습니다. 대기질이 나빠질수록 야외 활동이 제한되며, 이는 따릉이 이용량 감소로 이어졌습니다. 특히 초미세먼지 농도가 ‘매우 나쁨’ 수준일 때는 이용량이 급감하는 모습이 관찰되었습니다. 이는 날씨 요인과 대기질 요인이 결합하여 자전거 이용에 장애 요인으로 작용할 수 있음을 시사합니다.</w:t>
+        <w:t xml:space="preserve">미세먼지와 초미세먼지 역시 </w:t>
+      </w:r>
+      <w:proofErr w:type="spellStart"/>
+      <w:r>
+        <w:rPr>
+          <w:szCs w:val="22"/>
+        </w:rPr>
+        <w:t>따릉이</w:t>
+      </w:r>
+      <w:proofErr w:type="spellEnd"/>
+      <w:r>
+        <w:rPr>
+          <w:szCs w:val="22"/>
+        </w:rPr>
+        <w:t xml:space="preserve"> </w:t>
+      </w:r>
+      <w:proofErr w:type="spellStart"/>
+      <w:r>
+        <w:rPr>
+          <w:szCs w:val="22"/>
+        </w:rPr>
+        <w:t>이용량에</w:t>
+      </w:r>
+      <w:proofErr w:type="spellEnd"/>
+      <w:r>
+        <w:rPr>
+          <w:szCs w:val="22"/>
+        </w:rPr>
+        <w:t xml:space="preserve"> 부정적인 영향을 미치는 변수로 확인되었습니다. 대기질이 나빠질수록 야외 활동이 제한되며, 이는 </w:t>
+      </w:r>
+      <w:proofErr w:type="spellStart"/>
+      <w:r>
+        <w:rPr>
+          <w:szCs w:val="22"/>
+        </w:rPr>
+        <w:t>따릉이</w:t>
+      </w:r>
+      <w:proofErr w:type="spellEnd"/>
+      <w:r>
+        <w:rPr>
+          <w:szCs w:val="22"/>
+        </w:rPr>
+        <w:t xml:space="preserve"> </w:t>
+      </w:r>
+      <w:proofErr w:type="spellStart"/>
+      <w:r>
+        <w:rPr>
+          <w:szCs w:val="22"/>
+        </w:rPr>
+        <w:t>이용량</w:t>
+      </w:r>
+      <w:proofErr w:type="spellEnd"/>
+      <w:r>
+        <w:rPr>
+          <w:szCs w:val="22"/>
+        </w:rPr>
+        <w:t xml:space="preserve"> 감소로 이어졌습니다. 특히 초미세먼지 농도가 ‘매우 나쁨’ 수준일 때는 </w:t>
+      </w:r>
+      <w:proofErr w:type="spellStart"/>
+      <w:r>
+        <w:rPr>
+          <w:szCs w:val="22"/>
+        </w:rPr>
+        <w:t>이용량이</w:t>
+      </w:r>
+      <w:proofErr w:type="spellEnd"/>
+      <w:r>
+        <w:rPr>
+          <w:szCs w:val="22"/>
+        </w:rPr>
+        <w:t xml:space="preserve"> 급감하는 모습이 관찰되었습니다. 이는 날씨 요인과 </w:t>
+      </w:r>
+      <w:proofErr w:type="spellStart"/>
+      <w:r>
+        <w:rPr>
+          <w:szCs w:val="22"/>
+        </w:rPr>
+        <w:t>대기질</w:t>
+      </w:r>
+      <w:proofErr w:type="spellEnd"/>
+      <w:r>
+        <w:rPr>
+          <w:szCs w:val="22"/>
+        </w:rPr>
+        <w:t xml:space="preserve"> 요인이 결합하여 자전거 이용에 장애 요인으로 작용할 수 있음을 시사합니다.</w:t>
       </w:r>
     </w:p>
     <w:p>
@@ -5116,254 +6574,72 @@
       <w:pPr>
         <w:ind w:left="440"/>
         <w:rPr>
-          <w:szCs w:val="22"/>
-        </w:rPr>
-      </w:pPr>
-      <w:r>
-        <w:rPr>
-          <w:szCs w:val="22"/>
-        </w:rPr>
-        <w:t>종합적으로, 강수량, 기온, 미세먼지는 따릉이 이용량 변화에 영향을 미치는 주요 변수로 확인되었습니다. 따릉이는 대중교통의 중요한 대안 수단이자 탄소 배출 절감 효과를 제공하는 친환경 교통수단입니다. 이러한 분석 결과를 바탕으로, 이용자 경험을 개선하고 효율적인 운영 정책을 수립함으로써, 따릉이의 사회적 가치를 극대화할 수 있을 것입니다.</w:t>
-      </w:r>
-    </w:p>
-    <w:p>
-      <w:pPr>
-        <w:ind w:left="440"/>
-        <w:rPr>
-          <w:szCs w:val="22"/>
-        </w:rPr>
-      </w:pPr>
-    </w:p>
-    <w:p>
-      <w:pPr>
-        <w:ind w:left="440"/>
-        <w:rPr>
-          <w:szCs w:val="22"/>
-        </w:rPr>
-      </w:pPr>
-    </w:p>
-    <w:p>
-      <w:pPr>
-        <w:pStyle w:val="a6"/>
-        <w:numPr>
-          <w:ilvl w:val="0"/>
-          <w:numId w:val="6"/>
-        </w:numPr>
-        <w:rPr>
-          <w:b/>
-          <w:bCs/>
-          <w:sz w:val="26"/>
-          <w:szCs w:val="26"/>
-        </w:rPr>
-      </w:pPr>
-      <w:r>
-        <w:rPr>
-          <w:rFonts w:hint="eastAsia"/>
-          <w:b/>
-          <w:bCs/>
-          <w:sz w:val="26"/>
-          <w:szCs w:val="26"/>
-        </w:rPr>
-        <w:lastRenderedPageBreak/>
-        <w:t>역할</w:t>
-      </w:r>
-      <w:r>
-        <w:rPr>
-          <w:b/>
-          <w:bCs/>
-          <w:sz w:val="26"/>
-          <w:szCs w:val="26"/>
+          <w:rFonts w:hint="eastAsia"/>
+          <w:szCs w:val="22"/>
+        </w:rPr>
+      </w:pPr>
+      <w:r>
+        <w:rPr>
+          <w:szCs w:val="22"/>
+        </w:rPr>
+        <w:t xml:space="preserve">종합적으로, 강수량, 기온, 미세먼지는 </w:t>
+      </w:r>
+      <w:proofErr w:type="spellStart"/>
+      <w:r>
+        <w:rPr>
+          <w:szCs w:val="22"/>
+        </w:rPr>
+        <w:t>따릉이</w:t>
+      </w:r>
+      <w:proofErr w:type="spellEnd"/>
+      <w:r>
+        <w:rPr>
+          <w:szCs w:val="22"/>
         </w:rPr>
         <w:t xml:space="preserve"> </w:t>
       </w:r>
-      <w:r>
-        <w:rPr>
-          <w:rFonts w:hint="eastAsia"/>
-          <w:b/>
-          <w:bCs/>
-          <w:sz w:val="26"/>
-          <w:szCs w:val="26"/>
-        </w:rPr>
-        <w:t>분담</w:t>
-      </w:r>
-    </w:p>
-    <w:p>
-      <w:pPr>
-        <w:ind w:left="440"/>
-        <w:rPr>
-          <w:rFonts w:hint="eastAsia"/>
-          <w:b/>
-          <w:bCs/>
-          <w:sz w:val="26"/>
-          <w:szCs w:val="26"/>
-        </w:rPr>
-      </w:pPr>
-      <w:r>
-        <w:rPr>
-          <w:rFonts w:hint="eastAsia"/>
-          <w:b/>
-          <w:bCs/>
-          <w:sz w:val="26"/>
-          <w:szCs w:val="26"/>
-        </w:rPr>
-        <w:t>2229028 이지원 :</w:t>
-      </w:r>
-      <w:r>
-        <w:rPr>
-          <w:rFonts w:hint="eastAsia"/>
-          <w:b/>
-          <w:bCs/>
-          <w:sz w:val="26"/>
-          <w:szCs w:val="26"/>
-        </w:rPr>
-        <w:t xml:space="preserve"> </w:t>
-      </w:r>
-      <w:r>
-        <w:rPr>
-          <w:b/>
-          <w:bCs/>
-          <w:sz w:val="26"/>
-          <w:szCs w:val="26"/>
-        </w:rPr>
-        <w:t xml:space="preserve">자료 수집, </w:t>
-      </w:r>
-      <w:r>
-        <w:rPr>
-          <w:rFonts w:hint="eastAsia"/>
-          <w:b/>
-          <w:bCs/>
-          <w:sz w:val="26"/>
-          <w:szCs w:val="26"/>
-        </w:rPr>
-        <w:t xml:space="preserve">전 처리, </w:t>
-      </w:r>
-      <w:r>
-        <w:rPr>
-          <w:b/>
-          <w:bCs/>
-          <w:sz w:val="26"/>
-          <w:szCs w:val="26"/>
-        </w:rPr>
-        <w:t>그래프를 통한 시각화, 보고서 작성, 그래프 결과 분석</w:t>
-      </w:r>
-      <w:r>
-        <w:rPr>
-          <w:rFonts w:hint="eastAsia"/>
-          <w:b/>
-          <w:bCs/>
-          <w:sz w:val="26"/>
-          <w:szCs w:val="26"/>
-        </w:rPr>
-        <w:t>, 발표 슬라이드 제작</w:t>
-      </w:r>
-    </w:p>
-    <w:p>
-      <w:pPr>
-        <w:ind w:left="440"/>
-        <w:rPr>
-          <w:b/>
-          <w:bCs/>
-          <w:sz w:val="26"/>
-          <w:szCs w:val="26"/>
-        </w:rPr>
-      </w:pPr>
-      <w:r>
-        <w:rPr>
-          <w:rFonts w:hint="eastAsia"/>
-          <w:b/>
-          <w:bCs/>
-          <w:sz w:val="26"/>
-          <w:szCs w:val="26"/>
-        </w:rPr>
-        <w:t>2329006 김승원 :</w:t>
-      </w:r>
-      <w:r>
-        <w:rPr>
-          <w:rFonts w:hint="eastAsia"/>
-          <w:b/>
-          <w:bCs/>
-          <w:sz w:val="26"/>
-          <w:szCs w:val="26"/>
-        </w:rPr>
-        <w:t xml:space="preserve"> </w:t>
-      </w:r>
-      <w:r>
-        <w:rPr>
-          <w:b/>
-          <w:bCs/>
-          <w:sz w:val="26"/>
-          <w:szCs w:val="26"/>
-        </w:rPr>
-        <w:t>자료 수집, 그래프를 통한 시각화, 가설 설정, 보고서 작성, 그래프 결과 분석</w:t>
-      </w:r>
-    </w:p>
-    <w:p>
-      <w:pPr>
-        <w:ind w:left="440"/>
-        <w:rPr>
-          <w:rFonts w:hint="eastAsia"/>
-          <w:b/>
-          <w:bCs/>
-          <w:sz w:val="26"/>
-          <w:szCs w:val="26"/>
-        </w:rPr>
-      </w:pPr>
-      <w:r>
-        <w:rPr>
-          <w:rFonts w:hint="eastAsia"/>
-          <w:b/>
-          <w:bCs/>
-          <w:sz w:val="26"/>
-          <w:szCs w:val="26"/>
-        </w:rPr>
-        <w:t>2329031 정윤주 :</w:t>
-      </w:r>
-      <w:r>
-        <w:rPr>
-          <w:rFonts w:hint="eastAsia"/>
-          <w:b/>
-          <w:bCs/>
-          <w:sz w:val="26"/>
-          <w:szCs w:val="26"/>
-        </w:rPr>
-        <w:t xml:space="preserve"> </w:t>
-      </w:r>
-      <w:r>
-        <w:rPr>
-          <w:b/>
-          <w:bCs/>
-          <w:sz w:val="26"/>
-          <w:szCs w:val="26"/>
-        </w:rPr>
-        <w:t xml:space="preserve">자료 수집, </w:t>
-      </w:r>
-      <w:r>
-        <w:rPr>
-          <w:rFonts w:hint="eastAsia"/>
-          <w:b/>
-          <w:bCs/>
-          <w:sz w:val="26"/>
-          <w:szCs w:val="26"/>
-        </w:rPr>
-        <w:t xml:space="preserve">전 처리, </w:t>
-      </w:r>
-      <w:r>
-        <w:rPr>
-          <w:b/>
-          <w:bCs/>
-          <w:sz w:val="26"/>
-          <w:szCs w:val="26"/>
-        </w:rPr>
-        <w:t>그래프를 통한 시각화, 가설 설정, 보고서 작성, 그래프 결과 분석</w:t>
-      </w:r>
-    </w:p>
-    <w:p>
-      <w:pPr>
-        <w:rPr>
-          <w:rFonts w:hint="eastAsia"/>
-          <w:szCs w:val="22"/>
-        </w:rPr>
-      </w:pPr>
+      <w:proofErr w:type="spellStart"/>
+      <w:r>
+        <w:rPr>
+          <w:szCs w:val="22"/>
+        </w:rPr>
+        <w:t>이용량</w:t>
+      </w:r>
+      <w:proofErr w:type="spellEnd"/>
+      <w:r>
+        <w:rPr>
+          <w:szCs w:val="22"/>
+        </w:rPr>
+        <w:t xml:space="preserve"> 변화에 영향을 미치는 주요 변수로 확인되었습니다. </w:t>
+      </w:r>
+      <w:proofErr w:type="spellStart"/>
+      <w:r>
+        <w:rPr>
+          <w:szCs w:val="22"/>
+        </w:rPr>
+        <w:t>따릉이는</w:t>
+      </w:r>
+      <w:proofErr w:type="spellEnd"/>
+      <w:r>
+        <w:rPr>
+          <w:szCs w:val="22"/>
+        </w:rPr>
+        <w:t xml:space="preserve"> 대중교통의 중요한 대안 수단이자 탄소 배출 절감 효과를 제공하는 친환경 교통수단입니다. 이러한 분석 결과를 바탕으로, 이용자 경험을 개선하고 효율적인 운영 정책을 수립함으로써, </w:t>
+      </w:r>
+      <w:proofErr w:type="spellStart"/>
+      <w:r>
+        <w:rPr>
+          <w:szCs w:val="22"/>
+        </w:rPr>
+        <w:t>따릉이의</w:t>
+      </w:r>
+      <w:proofErr w:type="spellEnd"/>
+      <w:r>
+        <w:rPr>
+          <w:szCs w:val="22"/>
+        </w:rPr>
+        <w:t xml:space="preserve"> 사회적 가치를 극대화할 수 있을 것입니다.</w:t>
+      </w:r>
     </w:p>
     <w:sectPr>
       <w:pgSz w:w="11906" w:h="16838"/>
@@ -5376,7 +6652,7 @@
 </file>
 
 <file path=word/numbering.xml><?xml version="1.0" encoding="utf-8"?>
-<w:numbering xmlns:wpc="http://schemas.microsoft.com/office/word/2010/wordprocessingCanvas" xmlns:cx="http://schemas.microsoft.com/office/drawing/2014/chartex" xmlns:cx1="http://schemas.microsoft.com/office/drawing/2015/9/8/chartex" xmlns:cx2="http://schemas.microsoft.com/office/drawing/2015/10/21/chartex" xmlns:cx3="http://schemas.microsoft.com/office/drawing/2016/5/9/chartex" xmlns:cx4="http://schemas.microsoft.com/office/drawing/2016/5/10/chartex" xmlns:cx5="http://schemas.microsoft.com/office/drawing/2016/5/11/chartex" xmlns:cx6="http://schemas.microsoft.com/office/drawing/2016/5/12/chartex" xmlns:cx7="http://schemas.microsoft.com/office/drawing/2016/5/13/chartex" xmlns:cx8="http://schemas.microsoft.com/office/drawing/2016/5/14/chartex" xmlns:mc="http://schemas.openxmlformats.org/markup-compatibility/2006" xmlns:aink="http://schemas.microsoft.com/office/drawing/2016/ink" xmlns:am3d="http://schemas.microsoft.com/office/drawing/2017/model3d" xmlns:o="urn:schemas-microsoft-com:office:office" xmlns:oel="http://schemas.microsoft.com/office/2019/extlst" xmlns:r="http://schemas.openxmlformats.org/officeDocument/2006/relationships" xmlns:m="http://schemas.openxmlformats.org/officeDocument/2006/math" xmlns:v="urn:schemas-microsoft-com:vml" xmlns:wp14="http://schemas.microsoft.com/office/word/2010/wordprocessingDrawing" xmlns:wp="http://schemas.openxmlformats.org/drawingml/2006/wordprocessingDrawing" xmlns:w10="urn:schemas-microsoft-com:office:word" xmlns:w="http://schemas.openxmlformats.org/wordprocessingml/2006/main" xmlns:w14="http://schemas.microsoft.com/office/word/2010/wordml" xmlns:w15="http://schemas.microsoft.com/office/word/2012/wordml" xmlns:w16cex="http://schemas.microsoft.com/office/word/2018/wordml/cex" xmlns:w16cid="http://schemas.microsoft.com/office/word/2016/wordml/cid" xmlns:w16="http://schemas.microsoft.com/office/word/2018/wordml" xmlns:w16du="http://schemas.microsoft.com/office/word/2023/wordml/word16du" xmlns:w16sdtdh="http://schemas.microsoft.com/office/word/2020/wordml/sdtdatahash" xmlns:w16se="http://schemas.microsoft.com/office/word/2015/wordml/symex" xmlns:wpg="http://schemas.microsoft.com/office/word/2010/wordprocessingGroup" xmlns:wpi="http://schemas.microsoft.com/office/word/2010/wordprocessingInk" xmlns:wne="http://schemas.microsoft.com/office/word/2006/wordml" xmlns:wps="http://schemas.microsoft.com/office/word/2010/wordprocessingShape" mc:Ignorable="w14 w15 w16se w16cid w16 w16cex w16sdtdh w16du wp14">
+<w:numbering xmlns:wpc="http://schemas.microsoft.com/office/word/2010/wordprocessingCanvas" xmlns:cx="http://schemas.microsoft.com/office/drawing/2014/chartex" xmlns:cx1="http://schemas.microsoft.com/office/drawing/2015/9/8/chartex" xmlns:cx2="http://schemas.microsoft.com/office/drawing/2015/10/21/chartex" xmlns:cx3="http://schemas.microsoft.com/office/drawing/2016/5/9/chartex" xmlns:cx4="http://schemas.microsoft.com/office/drawing/2016/5/10/chartex" xmlns:cx5="http://schemas.microsoft.com/office/drawing/2016/5/11/chartex" xmlns:cx6="http://schemas.microsoft.com/office/drawing/2016/5/12/chartex" xmlns:cx7="http://schemas.microsoft.com/office/drawing/2016/5/13/chartex" xmlns:cx8="http://schemas.microsoft.com/office/drawing/2016/5/14/chartex" xmlns:mc="http://schemas.openxmlformats.org/markup-compatibility/2006" xmlns:aink="http://schemas.microsoft.com/office/drawing/2016/ink" xmlns:am3d="http://schemas.microsoft.com/office/drawing/2017/model3d" xmlns:o="urn:schemas-microsoft-com:office:office" xmlns:oel="http://schemas.microsoft.com/office/2019/extlst" xmlns:r="http://schemas.openxmlformats.org/officeDocument/2006/relationships" xmlns:m="http://schemas.openxmlformats.org/officeDocument/2006/math" xmlns:v="urn:schemas-microsoft-com:vml" xmlns:wp14="http://schemas.microsoft.com/office/word/2010/wordprocessingDrawing" xmlns:wp="http://schemas.openxmlformats.org/drawingml/2006/wordprocessingDrawing" xmlns:w10="urn:schemas-microsoft-com:office:word" xmlns:w="http://schemas.openxmlformats.org/wordprocessingml/2006/main" xmlns:w14="http://schemas.microsoft.com/office/word/2010/wordml" xmlns:w15="http://schemas.microsoft.com/office/word/2012/wordml" xmlns:w16cex="http://schemas.microsoft.com/office/word/2018/wordml/cex" xmlns:w16cid="http://schemas.microsoft.com/office/word/2016/wordml/cid" xmlns:w16="http://schemas.microsoft.com/office/word/2018/wordml" xmlns:w16du="http://schemas.microsoft.com/office/word/2023/wordml/word16du" xmlns:w16sdtdh="http://schemas.microsoft.com/office/word/2020/wordml/sdtdatahash" xmlns:w16sdtfl="http://schemas.microsoft.com/office/word/2024/wordml/sdtformatlock" xmlns:w16se="http://schemas.microsoft.com/office/word/2015/wordml/symex" xmlns:wpg="http://schemas.microsoft.com/office/word/2010/wordprocessingGroup" xmlns:wpi="http://schemas.microsoft.com/office/word/2010/wordprocessingInk" xmlns:wne="http://schemas.microsoft.com/office/word/2006/wordml" xmlns:wps="http://schemas.microsoft.com/office/word/2010/wordprocessingShape" mc:Ignorable="w14 w15 w16se w16cid w16 w16cex w16sdtdh w16sdtfl w16du wp14">
   <w:abstractNum w:abstractNumId="0" w15:restartNumberingAfterBreak="0">
     <w:nsid w:val="0000A991"/>
     <w:multiLevelType w:val="multilevel"/>
@@ -5809,7 +7085,7 @@
         <w:ind w:left="800" w:hanging="360"/>
       </w:pPr>
       <w:rPr>
-        <w:rFonts w:ascii="맑은 고딕" w:eastAsia="맑은 고딕" w:hAnsi="맑은 고딕" w:cstheme="minorBidi" w:hint="eastAsia"/>
+        <w:rFonts w:ascii="Malgun Gothic" w:eastAsia="Malgun Gothic" w:hAnsi="Malgun Gothic" w:cstheme="minorBidi" w:hint="eastAsia"/>
       </w:rPr>
     </w:lvl>
     <w:lvl w:ilvl="1" w:tplc="04090003" w:tentative="1">
@@ -6237,7 +7513,7 @@
         <w:ind w:left="800" w:hanging="360"/>
       </w:pPr>
       <w:rPr>
-        <w:rFonts w:ascii="맑은 고딕" w:eastAsia="맑은 고딕" w:hAnsi="맑은 고딕" w:cstheme="minorBidi" w:hint="eastAsia"/>
+        <w:rFonts w:ascii="Malgun Gothic" w:eastAsia="Malgun Gothic" w:hAnsi="Malgun Gothic" w:cstheme="minorBidi" w:hint="eastAsia"/>
       </w:rPr>
     </w:lvl>
     <w:lvl w:ilvl="1" w:tplc="04090003" w:tentative="1">
@@ -7156,7 +8432,7 @@
 </file>
 
 <file path=word/styles.xml><?xml version="1.0" encoding="utf-8"?>
-<w:styles xmlns:mc="http://schemas.openxmlformats.org/markup-compatibility/2006" xmlns:r="http://schemas.openxmlformats.org/officeDocument/2006/relationships" xmlns:w="http://schemas.openxmlformats.org/wordprocessingml/2006/main" xmlns:w14="http://schemas.microsoft.com/office/word/2010/wordml" xmlns:w15="http://schemas.microsoft.com/office/word/2012/wordml" xmlns:w16cex="http://schemas.microsoft.com/office/word/2018/wordml/cex" xmlns:w16cid="http://schemas.microsoft.com/office/word/2016/wordml/cid" xmlns:w16="http://schemas.microsoft.com/office/word/2018/wordml" xmlns:w16du="http://schemas.microsoft.com/office/word/2023/wordml/word16du" xmlns:w16sdtdh="http://schemas.microsoft.com/office/word/2020/wordml/sdtdatahash" xmlns:w16se="http://schemas.microsoft.com/office/word/2015/wordml/symex" mc:Ignorable="w14 w15 w16se w16cid w16 w16cex w16sdtdh w16du">
+<w:styles xmlns:mc="http://schemas.openxmlformats.org/markup-compatibility/2006" xmlns:r="http://schemas.openxmlformats.org/officeDocument/2006/relationships" xmlns:w="http://schemas.openxmlformats.org/wordprocessingml/2006/main" xmlns:w14="http://schemas.microsoft.com/office/word/2010/wordml" xmlns:w15="http://schemas.microsoft.com/office/word/2012/wordml" xmlns:w16cex="http://schemas.microsoft.com/office/word/2018/wordml/cex" xmlns:w16cid="http://schemas.microsoft.com/office/word/2016/wordml/cid" xmlns:w16="http://schemas.microsoft.com/office/word/2018/wordml" xmlns:w16du="http://schemas.microsoft.com/office/word/2023/wordml/word16du" xmlns:w16sdtdh="http://schemas.microsoft.com/office/word/2020/wordml/sdtdatahash" xmlns:w16sdtfl="http://schemas.microsoft.com/office/word/2024/wordml/sdtformatlock" xmlns:w16se="http://schemas.microsoft.com/office/word/2015/wordml/symex" mc:Ignorable="w14 w15 w16se w16cid w16 w16cex w16sdtdh w16sdtfl w16du">
   <w:docDefaults>
     <w:rPrDefault>
       <w:rPr>
@@ -7552,7 +8828,7 @@
     <w:lsdException w:name="Unresolved Mention" w:semiHidden="1" w:unhideWhenUsed="1"/>
     <w:lsdException w:name="Smart Link" w:semiHidden="1" w:unhideWhenUsed="1"/>
   </w:latentStyles>
-  <w:style w:type="paragraph" w:default="1" w:styleId="a">
+  <w:style w:type="paragraph" w:default="1" w:styleId="Normal">
     <w:name w:val="Normal"/>
     <w:qFormat/>
     <w:pPr>
@@ -7562,11 +8838,11 @@
       <w:autoSpaceDN w:val="0"/>
     </w:pPr>
   </w:style>
-  <w:style w:type="paragraph" w:styleId="1">
+  <w:style w:type="paragraph" w:styleId="Heading1">
     <w:name w:val="heading 1"/>
-    <w:basedOn w:val="a"/>
-    <w:next w:val="a"/>
-    <w:link w:val="1Char"/>
+    <w:basedOn w:val="Normal"/>
+    <w:next w:val="Normal"/>
+    <w:link w:val="Heading1Char"/>
     <w:uiPriority w:val="9"/>
     <w:qFormat/>
     <w:rsid w:val="00661C2B"/>
@@ -7583,11 +8859,11 @@
       <w:szCs w:val="32"/>
     </w:rPr>
   </w:style>
-  <w:style w:type="paragraph" w:styleId="2">
+  <w:style w:type="paragraph" w:styleId="Heading2">
     <w:name w:val="heading 2"/>
-    <w:basedOn w:val="a"/>
-    <w:next w:val="a"/>
-    <w:link w:val="2Char"/>
+    <w:basedOn w:val="Normal"/>
+    <w:next w:val="Normal"/>
+    <w:link w:val="Heading2Char"/>
     <w:uiPriority w:val="9"/>
     <w:semiHidden/>
     <w:unhideWhenUsed/>
@@ -7606,11 +8882,11 @@
       <w:szCs w:val="28"/>
     </w:rPr>
   </w:style>
-  <w:style w:type="paragraph" w:styleId="3">
+  <w:style w:type="paragraph" w:styleId="Heading3">
     <w:name w:val="heading 3"/>
-    <w:basedOn w:val="a"/>
-    <w:next w:val="a"/>
-    <w:link w:val="3Char"/>
+    <w:basedOn w:val="Normal"/>
+    <w:next w:val="Normal"/>
+    <w:link w:val="Heading3Char"/>
     <w:uiPriority w:val="9"/>
     <w:semiHidden/>
     <w:unhideWhenUsed/>
@@ -7628,11 +8904,11 @@
       <w:sz w:val="24"/>
     </w:rPr>
   </w:style>
-  <w:style w:type="paragraph" w:styleId="4">
+  <w:style w:type="paragraph" w:styleId="Heading4">
     <w:name w:val="heading 4"/>
-    <w:basedOn w:val="a"/>
-    <w:next w:val="a"/>
-    <w:link w:val="4Char"/>
+    <w:basedOn w:val="Normal"/>
+    <w:next w:val="Normal"/>
+    <w:link w:val="Heading4Char"/>
     <w:uiPriority w:val="9"/>
     <w:semiHidden/>
     <w:unhideWhenUsed/>
@@ -7649,11 +8925,11 @@
       <w:color w:val="000000" w:themeColor="text1"/>
     </w:rPr>
   </w:style>
-  <w:style w:type="paragraph" w:styleId="5">
+  <w:style w:type="paragraph" w:styleId="Heading5">
     <w:name w:val="heading 5"/>
-    <w:basedOn w:val="a"/>
-    <w:next w:val="a"/>
-    <w:link w:val="5Char"/>
+    <w:basedOn w:val="Normal"/>
+    <w:next w:val="Normal"/>
+    <w:link w:val="Heading5Char"/>
     <w:uiPriority w:val="9"/>
     <w:semiHidden/>
     <w:unhideWhenUsed/>
@@ -7671,11 +8947,11 @@
       <w:color w:val="000000" w:themeColor="text1"/>
     </w:rPr>
   </w:style>
-  <w:style w:type="paragraph" w:styleId="6">
+  <w:style w:type="paragraph" w:styleId="Heading6">
     <w:name w:val="heading 6"/>
-    <w:basedOn w:val="a"/>
-    <w:next w:val="a"/>
-    <w:link w:val="6Char"/>
+    <w:basedOn w:val="Normal"/>
+    <w:next w:val="Normal"/>
+    <w:link w:val="Heading6Char"/>
     <w:uiPriority w:val="9"/>
     <w:semiHidden/>
     <w:unhideWhenUsed/>
@@ -7693,11 +8969,11 @@
       <w:color w:val="000000" w:themeColor="text1"/>
     </w:rPr>
   </w:style>
-  <w:style w:type="paragraph" w:styleId="7">
+  <w:style w:type="paragraph" w:styleId="Heading7">
     <w:name w:val="heading 7"/>
-    <w:basedOn w:val="a"/>
-    <w:next w:val="a"/>
-    <w:link w:val="7Char"/>
+    <w:basedOn w:val="Normal"/>
+    <w:next w:val="Normal"/>
+    <w:link w:val="Heading7Char"/>
     <w:uiPriority w:val="9"/>
     <w:semiHidden/>
     <w:unhideWhenUsed/>
@@ -7715,11 +8991,11 @@
       <w:color w:val="000000" w:themeColor="text1"/>
     </w:rPr>
   </w:style>
-  <w:style w:type="paragraph" w:styleId="8">
+  <w:style w:type="paragraph" w:styleId="Heading8">
     <w:name w:val="heading 8"/>
-    <w:basedOn w:val="a"/>
-    <w:next w:val="a"/>
-    <w:link w:val="8Char"/>
+    <w:basedOn w:val="Normal"/>
+    <w:next w:val="Normal"/>
+    <w:link w:val="Heading8Char"/>
     <w:uiPriority w:val="9"/>
     <w:semiHidden/>
     <w:unhideWhenUsed/>
@@ -7737,11 +9013,11 @@
       <w:color w:val="000000" w:themeColor="text1"/>
     </w:rPr>
   </w:style>
-  <w:style w:type="paragraph" w:styleId="9">
+  <w:style w:type="paragraph" w:styleId="Heading9">
     <w:name w:val="heading 9"/>
-    <w:basedOn w:val="a"/>
-    <w:next w:val="a"/>
-    <w:link w:val="9Char"/>
+    <w:basedOn w:val="Normal"/>
+    <w:next w:val="Normal"/>
+    <w:link w:val="Heading9Char"/>
     <w:uiPriority w:val="9"/>
     <w:semiHidden/>
     <w:unhideWhenUsed/>
@@ -7759,13 +9035,13 @@
       <w:color w:val="000000" w:themeColor="text1"/>
     </w:rPr>
   </w:style>
-  <w:style w:type="character" w:default="1" w:styleId="a0">
+  <w:style w:type="character" w:default="1" w:styleId="DefaultParagraphFont">
     <w:name w:val="Default Paragraph Font"/>
     <w:uiPriority w:val="1"/>
     <w:semiHidden/>
     <w:unhideWhenUsed/>
   </w:style>
-  <w:style w:type="table" w:default="1" w:styleId="a1">
+  <w:style w:type="table" w:default="1" w:styleId="TableNormal">
     <w:name w:val="Normal Table"/>
     <w:uiPriority w:val="99"/>
     <w:semiHidden/>
@@ -7780,16 +9056,16 @@
       </w:tblCellMar>
     </w:tblPr>
   </w:style>
-  <w:style w:type="numbering" w:default="1" w:styleId="a2">
+  <w:style w:type="numbering" w:default="1" w:styleId="NoList">
     <w:name w:val="No List"/>
     <w:uiPriority w:val="99"/>
     <w:semiHidden/>
     <w:unhideWhenUsed/>
   </w:style>
-  <w:style w:type="character" w:customStyle="1" w:styleId="1Char">
-    <w:name w:val="제목 1 Char"/>
-    <w:basedOn w:val="a0"/>
-    <w:link w:val="1"/>
+  <w:style w:type="character" w:customStyle="1" w:styleId="Heading1Char">
+    <w:name w:val="Heading 1 Char"/>
+    <w:basedOn w:val="DefaultParagraphFont"/>
+    <w:link w:val="Heading1"/>
     <w:uiPriority w:val="9"/>
     <w:rsid w:val="00661C2B"/>
     <w:rPr>
@@ -7799,10 +9075,10 @@
       <w:szCs w:val="32"/>
     </w:rPr>
   </w:style>
-  <w:style w:type="character" w:customStyle="1" w:styleId="2Char">
-    <w:name w:val="제목 2 Char"/>
-    <w:basedOn w:val="a0"/>
-    <w:link w:val="2"/>
+  <w:style w:type="character" w:customStyle="1" w:styleId="Heading2Char">
+    <w:name w:val="Heading 2 Char"/>
+    <w:basedOn w:val="DefaultParagraphFont"/>
+    <w:link w:val="Heading2"/>
     <w:uiPriority w:val="9"/>
     <w:semiHidden/>
     <w:rsid w:val="00661C2B"/>
@@ -7813,10 +9089,10 @@
       <w:szCs w:val="28"/>
     </w:rPr>
   </w:style>
-  <w:style w:type="character" w:customStyle="1" w:styleId="3Char">
-    <w:name w:val="제목 3 Char"/>
-    <w:basedOn w:val="a0"/>
-    <w:link w:val="3"/>
+  <w:style w:type="character" w:customStyle="1" w:styleId="Heading3Char">
+    <w:name w:val="Heading 3 Char"/>
+    <w:basedOn w:val="DefaultParagraphFont"/>
+    <w:link w:val="Heading3"/>
     <w:uiPriority w:val="9"/>
     <w:semiHidden/>
     <w:rsid w:val="00661C2B"/>
@@ -7826,10 +9102,10 @@
       <w:sz w:val="24"/>
     </w:rPr>
   </w:style>
-  <w:style w:type="character" w:customStyle="1" w:styleId="4Char">
-    <w:name w:val="제목 4 Char"/>
-    <w:basedOn w:val="a0"/>
-    <w:link w:val="4"/>
+  <w:style w:type="character" w:customStyle="1" w:styleId="Heading4Char">
+    <w:name w:val="Heading 4 Char"/>
+    <w:basedOn w:val="DefaultParagraphFont"/>
+    <w:link w:val="Heading4"/>
     <w:uiPriority w:val="9"/>
     <w:semiHidden/>
     <w:rsid w:val="00661C2B"/>
@@ -7838,10 +9114,10 @@
       <w:color w:val="000000" w:themeColor="text1"/>
     </w:rPr>
   </w:style>
-  <w:style w:type="character" w:customStyle="1" w:styleId="5Char">
-    <w:name w:val="제목 5 Char"/>
-    <w:basedOn w:val="a0"/>
-    <w:link w:val="5"/>
+  <w:style w:type="character" w:customStyle="1" w:styleId="Heading5Char">
+    <w:name w:val="Heading 5 Char"/>
+    <w:basedOn w:val="DefaultParagraphFont"/>
+    <w:link w:val="Heading5"/>
     <w:uiPriority w:val="9"/>
     <w:semiHidden/>
     <w:rsid w:val="00661C2B"/>
@@ -7850,10 +9126,10 @@
       <w:color w:val="000000" w:themeColor="text1"/>
     </w:rPr>
   </w:style>
-  <w:style w:type="character" w:customStyle="1" w:styleId="6Char">
-    <w:name w:val="제목 6 Char"/>
-    <w:basedOn w:val="a0"/>
-    <w:link w:val="6"/>
+  <w:style w:type="character" w:customStyle="1" w:styleId="Heading6Char">
+    <w:name w:val="Heading 6 Char"/>
+    <w:basedOn w:val="DefaultParagraphFont"/>
+    <w:link w:val="Heading6"/>
     <w:uiPriority w:val="9"/>
     <w:semiHidden/>
     <w:rsid w:val="00661C2B"/>
@@ -7862,10 +9138,10 @@
       <w:color w:val="000000" w:themeColor="text1"/>
     </w:rPr>
   </w:style>
-  <w:style w:type="character" w:customStyle="1" w:styleId="7Char">
-    <w:name w:val="제목 7 Char"/>
-    <w:basedOn w:val="a0"/>
-    <w:link w:val="7"/>
+  <w:style w:type="character" w:customStyle="1" w:styleId="Heading7Char">
+    <w:name w:val="Heading 7 Char"/>
+    <w:basedOn w:val="DefaultParagraphFont"/>
+    <w:link w:val="Heading7"/>
     <w:uiPriority w:val="9"/>
     <w:semiHidden/>
     <w:rsid w:val="00661C2B"/>
@@ -7874,10 +9150,10 @@
       <w:color w:val="000000" w:themeColor="text1"/>
     </w:rPr>
   </w:style>
-  <w:style w:type="character" w:customStyle="1" w:styleId="8Char">
-    <w:name w:val="제목 8 Char"/>
-    <w:basedOn w:val="a0"/>
-    <w:link w:val="8"/>
+  <w:style w:type="character" w:customStyle="1" w:styleId="Heading8Char">
+    <w:name w:val="Heading 8 Char"/>
+    <w:basedOn w:val="DefaultParagraphFont"/>
+    <w:link w:val="Heading8"/>
     <w:uiPriority w:val="9"/>
     <w:semiHidden/>
     <w:rsid w:val="00661C2B"/>
@@ -7886,10 +9162,10 @@
       <w:color w:val="000000" w:themeColor="text1"/>
     </w:rPr>
   </w:style>
-  <w:style w:type="character" w:customStyle="1" w:styleId="9Char">
-    <w:name w:val="제목 9 Char"/>
-    <w:basedOn w:val="a0"/>
-    <w:link w:val="9"/>
+  <w:style w:type="character" w:customStyle="1" w:styleId="Heading9Char">
+    <w:name w:val="Heading 9 Char"/>
+    <w:basedOn w:val="DefaultParagraphFont"/>
+    <w:link w:val="Heading9"/>
     <w:uiPriority w:val="9"/>
     <w:semiHidden/>
     <w:rsid w:val="00661C2B"/>
@@ -7898,11 +9174,11 @@
       <w:color w:val="000000" w:themeColor="text1"/>
     </w:rPr>
   </w:style>
-  <w:style w:type="paragraph" w:styleId="a3">
+  <w:style w:type="paragraph" w:styleId="Title">
     <w:name w:val="Title"/>
-    <w:basedOn w:val="a"/>
-    <w:next w:val="a"/>
-    <w:link w:val="Char"/>
+    <w:basedOn w:val="Normal"/>
+    <w:next w:val="Normal"/>
+    <w:link w:val="TitleChar"/>
     <w:uiPriority w:val="10"/>
     <w:qFormat/>
     <w:rsid w:val="00661C2B"/>
@@ -7919,10 +9195,10 @@
       <w:szCs w:val="56"/>
     </w:rPr>
   </w:style>
-  <w:style w:type="character" w:customStyle="1" w:styleId="Char">
-    <w:name w:val="제목 Char"/>
-    <w:basedOn w:val="a0"/>
-    <w:link w:val="a3"/>
+  <w:style w:type="character" w:customStyle="1" w:styleId="TitleChar">
+    <w:name w:val="Title Char"/>
+    <w:basedOn w:val="DefaultParagraphFont"/>
+    <w:link w:val="Title"/>
     <w:uiPriority w:val="10"/>
     <w:rsid w:val="00661C2B"/>
     <w:rPr>
@@ -7933,11 +9209,11 @@
       <w:szCs w:val="56"/>
     </w:rPr>
   </w:style>
-  <w:style w:type="paragraph" w:styleId="a4">
+  <w:style w:type="paragraph" w:styleId="Subtitle">
     <w:name w:val="Subtitle"/>
-    <w:basedOn w:val="a"/>
-    <w:next w:val="a"/>
-    <w:link w:val="Char0"/>
+    <w:basedOn w:val="Normal"/>
+    <w:next w:val="Normal"/>
+    <w:link w:val="SubtitleChar"/>
     <w:uiPriority w:val="11"/>
     <w:qFormat/>
     <w:rsid w:val="00661C2B"/>
@@ -7955,10 +9231,10 @@
       <w:szCs w:val="28"/>
     </w:rPr>
   </w:style>
-  <w:style w:type="character" w:customStyle="1" w:styleId="Char0">
-    <w:name w:val="부제 Char"/>
-    <w:basedOn w:val="a0"/>
-    <w:link w:val="a4"/>
+  <w:style w:type="character" w:customStyle="1" w:styleId="SubtitleChar">
+    <w:name w:val="Subtitle Char"/>
+    <w:basedOn w:val="DefaultParagraphFont"/>
+    <w:link w:val="Subtitle"/>
     <w:uiPriority w:val="11"/>
     <w:rsid w:val="00661C2B"/>
     <w:rPr>
@@ -7969,11 +9245,11 @@
       <w:szCs w:val="28"/>
     </w:rPr>
   </w:style>
-  <w:style w:type="paragraph" w:styleId="a5">
+  <w:style w:type="paragraph" w:styleId="Quote">
     <w:name w:val="Quote"/>
-    <w:basedOn w:val="a"/>
-    <w:next w:val="a"/>
-    <w:link w:val="Char1"/>
+    <w:basedOn w:val="Normal"/>
+    <w:next w:val="Normal"/>
+    <w:link w:val="QuoteChar"/>
     <w:uiPriority w:val="29"/>
     <w:qFormat/>
     <w:rsid w:val="00661C2B"/>
@@ -7987,10 +9263,10 @@
       <w:color w:val="404040" w:themeColor="text1" w:themeTint="BF"/>
     </w:rPr>
   </w:style>
-  <w:style w:type="character" w:customStyle="1" w:styleId="Char1">
-    <w:name w:val="인용 Char"/>
-    <w:basedOn w:val="a0"/>
-    <w:link w:val="a5"/>
+  <w:style w:type="character" w:customStyle="1" w:styleId="QuoteChar">
+    <w:name w:val="Quote Char"/>
+    <w:basedOn w:val="DefaultParagraphFont"/>
+    <w:link w:val="Quote"/>
     <w:uiPriority w:val="29"/>
     <w:rsid w:val="00661C2B"/>
     <w:rPr>
@@ -7999,9 +9275,9 @@
       <w:color w:val="404040" w:themeColor="text1" w:themeTint="BF"/>
     </w:rPr>
   </w:style>
-  <w:style w:type="paragraph" w:styleId="a6">
+  <w:style w:type="paragraph" w:styleId="ListParagraph">
     <w:name w:val="List Paragraph"/>
-    <w:basedOn w:val="a"/>
+    <w:basedOn w:val="Normal"/>
     <w:uiPriority w:val="34"/>
     <w:qFormat/>
     <w:rsid w:val="00661C2B"/>
@@ -8010,9 +9286,9 @@
       <w:contextualSpacing/>
     </w:pPr>
   </w:style>
-  <w:style w:type="character" w:styleId="a7">
+  <w:style w:type="character" w:styleId="IntenseEmphasis">
     <w:name w:val="Intense Emphasis"/>
-    <w:basedOn w:val="a0"/>
+    <w:basedOn w:val="DefaultParagraphFont"/>
     <w:uiPriority w:val="21"/>
     <w:qFormat/>
     <w:rsid w:val="00661C2B"/>
@@ -8022,11 +9298,11 @@
       <w:color w:val="0F4761" w:themeColor="accent1" w:themeShade="BF"/>
     </w:rPr>
   </w:style>
-  <w:style w:type="paragraph" w:styleId="a8">
+  <w:style w:type="paragraph" w:styleId="IntenseQuote">
     <w:name w:val="Intense Quote"/>
-    <w:basedOn w:val="a"/>
-    <w:next w:val="a"/>
-    <w:link w:val="Char2"/>
+    <w:basedOn w:val="Normal"/>
+    <w:next w:val="Normal"/>
+    <w:link w:val="IntenseQuoteChar"/>
     <w:uiPriority w:val="30"/>
     <w:qFormat/>
     <w:rsid w:val="00661C2B"/>
@@ -8045,10 +9321,10 @@
       <w:color w:val="0F4761" w:themeColor="accent1" w:themeShade="BF"/>
     </w:rPr>
   </w:style>
-  <w:style w:type="character" w:customStyle="1" w:styleId="Char2">
-    <w:name w:val="강한 인용 Char"/>
-    <w:basedOn w:val="a0"/>
-    <w:link w:val="a8"/>
+  <w:style w:type="character" w:customStyle="1" w:styleId="IntenseQuoteChar">
+    <w:name w:val="Intense Quote Char"/>
+    <w:basedOn w:val="DefaultParagraphFont"/>
+    <w:link w:val="IntenseQuote"/>
     <w:uiPriority w:val="30"/>
     <w:rsid w:val="00661C2B"/>
     <w:rPr>
@@ -8057,9 +9333,9 @@
       <w:color w:val="0F4761" w:themeColor="accent1" w:themeShade="BF"/>
     </w:rPr>
   </w:style>
-  <w:style w:type="character" w:styleId="a9">
+  <w:style w:type="character" w:styleId="IntenseReference">
     <w:name w:val="Intense Reference"/>
-    <w:basedOn w:val="a0"/>
+    <w:basedOn w:val="DefaultParagraphFont"/>
     <w:uiPriority w:val="32"/>
     <w:qFormat/>
     <w:rsid w:val="00661C2B"/>
@@ -8073,7 +9349,7 @@
   </w:style>
   <w:style w:type="paragraph" w:customStyle="1" w:styleId="Compact">
     <w:name w:val="Compact"/>
-    <w:basedOn w:val="aa"/>
+    <w:basedOn w:val="BodyText"/>
     <w:qFormat/>
     <w:rsid w:val="00661C2B"/>
     <w:pPr>
@@ -8091,10 +9367,10 @@
       <w14:ligatures w14:val="none"/>
     </w:rPr>
   </w:style>
-  <w:style w:type="paragraph" w:styleId="aa">
+  <w:style w:type="paragraph" w:styleId="BodyText">
     <w:name w:val="Body Text"/>
-    <w:basedOn w:val="a"/>
-    <w:link w:val="Char3"/>
+    <w:basedOn w:val="Normal"/>
+    <w:link w:val="BodyTextChar"/>
     <w:uiPriority w:val="99"/>
     <w:semiHidden/>
     <w:unhideWhenUsed/>
@@ -8103,18 +9379,18 @@
       <w:spacing w:after="180"/>
     </w:pPr>
   </w:style>
-  <w:style w:type="character" w:customStyle="1" w:styleId="Char3">
-    <w:name w:val="본문 Char"/>
-    <w:basedOn w:val="a0"/>
-    <w:link w:val="aa"/>
+  <w:style w:type="character" w:customStyle="1" w:styleId="BodyTextChar">
+    <w:name w:val="Body Text Char"/>
+    <w:basedOn w:val="DefaultParagraphFont"/>
+    <w:link w:val="BodyText"/>
     <w:uiPriority w:val="99"/>
     <w:semiHidden/>
     <w:rsid w:val="00661C2B"/>
   </w:style>
   <w:style w:type="paragraph" w:customStyle="1" w:styleId="FirstParagraph">
     <w:name w:val="First Paragraph"/>
-    <w:basedOn w:val="aa"/>
-    <w:next w:val="aa"/>
+    <w:basedOn w:val="BodyText"/>
+    <w:next w:val="BodyText"/>
     <w:qFormat/>
     <w:rsid w:val="000F18D6"/>
     <w:pPr>
